--- a/lessons/5-8/downloads/reveal/teacher/5.8-homework-packet.docx
+++ b/lessons/5-8/downloads/reveal/teacher/5.8-homework-packet.docx
@@ -15,10 +15,28 @@
         <w:rPr>
           <w:rFonts w:ascii="Avenir Next" w:hAnsi="Avenir Next" w:cs="Avenir Next" w:eastAsia="Avenir Next"/>
           <w:color w:val="1A1A1A"/>
+          <w:sz w:val="22"/>
+          <w:szCs w:val="20"/>
+        </w:rPr>
+        <w:t xml:space="preserve">Name</w:t>
+      </w:r>
+      <w:r>
+        <w:rPr>
+          <w:rFonts w:ascii="Avenir Next" w:hAnsi="Avenir Next" w:cs="Avenir Next" w:eastAsia="Avenir Next"/>
+          <w:color w:val="1A1A1A"/>
           <w:sz w:val="20"/>
           <w:szCs w:val="20"/>
         </w:rPr>
-        <w:t xml:space="preserve">Name</w:t>
+        <w:tab/>
+      </w:r>
+      <w:r>
+        <w:rPr>
+          <w:rFonts w:ascii="Avenir Next" w:hAnsi="Avenir Next" w:cs="Avenir Next" w:eastAsia="Avenir Next"/>
+          <w:color w:val="1A1A1A"/>
+          <w:sz w:val="22"/>
+          <w:szCs w:val="20"/>
+        </w:rPr>
+        <w:t xml:space="preserve">   Date</w:t>
       </w:r>
       <w:r>
         <w:rPr>
@@ -33,25 +51,7 @@
         <w:rPr>
           <w:rFonts w:ascii="Avenir Next" w:hAnsi="Avenir Next" w:cs="Avenir Next" w:eastAsia="Avenir Next"/>
           <w:color w:val="1A1A1A"/>
-          <w:sz w:val="20"/>
-          <w:szCs w:val="20"/>
-        </w:rPr>
-        <w:t xml:space="preserve">   Date</w:t>
-      </w:r>
-      <w:r>
-        <w:rPr>
-          <w:rFonts w:ascii="Avenir Next" w:hAnsi="Avenir Next" w:cs="Avenir Next" w:eastAsia="Avenir Next"/>
-          <w:color w:val="1A1A1A"/>
-          <w:sz w:val="20"/>
-          <w:szCs w:val="20"/>
-        </w:rPr>
-        <w:tab/>
-      </w:r>
-      <w:r>
-        <w:rPr>
-          <w:rFonts w:ascii="Avenir Next" w:hAnsi="Avenir Next" w:cs="Avenir Next" w:eastAsia="Avenir Next"/>
-          <w:color w:val="1A1A1A"/>
-          <w:sz w:val="20"/>
+          <w:sz w:val="22"/>
           <w:szCs w:val="20"/>
         </w:rPr>
         <w:t xml:space="preserve">   Period</w:t>
@@ -78,7 +78,7 @@
           <w:caps/>
           <w:color w:val="003A70"/>
           <w:spacing w:val="12"/>
-          <w:sz w:val="19"/>
+          <w:sz w:val="22"/>
           <w:szCs w:val="19"/>
         </w:rPr>
         <w:t xml:space="preserve">Lesson 5-8  ·  Homework Packet  ·  Sheet 1 of 2</w:t>
@@ -86,6 +86,7 @@
     </w:p>
     <w:p>
       <w:pPr>
+        <w:pStyle w:val="Heading1"/>
         <w:keepNext/>
         <w:spacing w:before="0" w:after="0" w:line="240" w:lineRule="auto"/>
       </w:pPr>
@@ -111,7 +112,7 @@
         <w:rPr>
           <w:rFonts w:ascii="Avenir Next" w:hAnsi="Avenir Next" w:cs="Avenir Next" w:eastAsia="Avenir Next"/>
           <w:color w:val="5A5F66"/>
-          <w:sz w:val="17"/>
+          <w:sz w:val="22"/>
           <w:szCs w:val="17"/>
         </w:rPr>
         <w:t xml:space="preserve">Maryland Standard 6.G.A.4   ·   Learning target — I can find the surface area of a pyramid by adding the base area and the areas of its triangular faces.</w:t>
@@ -158,6 +159,7 @@
           </w:tcPr>
           <w:p>
             <w:pPr>
+              <w:pStyle w:val="Heading2"/>
               <w:spacing w:before="0" w:after="0" w:line="240" w:lineRule="auto"/>
             </w:pPr>
             <w:r>
@@ -185,63 +187,63 @@
                 <w:rFonts w:ascii="Avenir Next" w:hAnsi="Avenir Next" w:cs="Avenir Next" w:eastAsia="Avenir Next"/>
                 <w:b/>
                 <w:color w:val="003A70"/>
+                <w:sz w:val="22"/>
+                <w:szCs w:val="18"/>
+              </w:rPr>
+              <w:t xml:space="preserve">•</w:t>
+            </w:r>
+            <w:r>
+              <w:rPr>
+                <w:rFonts w:ascii="Avenir Next" w:hAnsi="Avenir Next" w:cs="Avenir Next" w:eastAsia="Avenir Next"/>
+                <w:color w:val="1A1A1A"/>
                 <w:sz w:val="18"/>
                 <w:szCs w:val="18"/>
               </w:rPr>
-              <w:t xml:space="preserve">•</w:t>
-            </w:r>
-            <w:r>
-              <w:rPr>
-                <w:rFonts w:ascii="Avenir Next" w:hAnsi="Avenir Next" w:cs="Avenir Next" w:eastAsia="Avenir Next"/>
-                <w:color w:val="1A1A1A"/>
-                <w:sz w:val="18"/>
+              <w:tab/>
+            </w:r>
+            <w:r>
+              <w:rPr>
+                <w:rFonts w:ascii="Avenir Next" w:hAnsi="Avenir Next" w:cs="Avenir Next" w:eastAsia="Avenir Next"/>
+                <w:color w:val="1A1A1A"/>
+                <w:sz w:val="22"/>
                 <w:szCs w:val="18"/>
               </w:rPr>
-              <w:tab/>
-            </w:r>
-            <w:r>
-              <w:rPr>
-                <w:rFonts w:ascii="Avenir Next" w:hAnsi="Avenir Next" w:cs="Avenir Next" w:eastAsia="Avenir Next"/>
-                <w:color w:val="1A1A1A"/>
-                <w:sz w:val="18"/>
+              <w:t xml:space="preserve">SA of a pyramid = </w:t>
+            </w:r>
+            <w:r>
+              <w:rPr>
+                <w:rFonts w:ascii="Avenir Next" w:hAnsi="Avenir Next" w:cs="Avenir Next" w:eastAsia="Avenir Next"/>
+                <w:b/>
+                <w:color w:val="1A1A1A"/>
+                <w:sz w:val="22"/>
                 <w:szCs w:val="18"/>
               </w:rPr>
-              <w:t xml:space="preserve">SA of a pyramid = </w:t>
-            </w:r>
-            <w:r>
-              <w:rPr>
-                <w:rFonts w:ascii="Avenir Next" w:hAnsi="Avenir Next" w:cs="Avenir Next" w:eastAsia="Avenir Next"/>
-                <w:b/>
-                <w:color w:val="1A1A1A"/>
-                <w:sz w:val="18"/>
+              <w:t xml:space="preserve">base area</w:t>
+            </w:r>
+            <w:r>
+              <w:rPr>
+                <w:rFonts w:ascii="Avenir Next" w:hAnsi="Avenir Next" w:cs="Avenir Next" w:eastAsia="Avenir Next"/>
+                <w:color w:val="1A1A1A"/>
+                <w:sz w:val="22"/>
                 <w:szCs w:val="18"/>
               </w:rPr>
-              <w:t xml:space="preserve">base area</w:t>
-            </w:r>
-            <w:r>
-              <w:rPr>
-                <w:rFonts w:ascii="Avenir Next" w:hAnsi="Avenir Next" w:cs="Avenir Next" w:eastAsia="Avenir Next"/>
-                <w:color w:val="1A1A1A"/>
-                <w:sz w:val="18"/>
+              <w:t xml:space="preserve"> + area of all the </w:t>
+            </w:r>
+            <w:r>
+              <w:rPr>
+                <w:rFonts w:ascii="Avenir Next" w:hAnsi="Avenir Next" w:cs="Avenir Next" w:eastAsia="Avenir Next"/>
+                <w:b/>
+                <w:color w:val="1A1A1A"/>
+                <w:sz w:val="22"/>
                 <w:szCs w:val="18"/>
               </w:rPr>
-              <w:t xml:space="preserve"> + area of all the </w:t>
-            </w:r>
-            <w:r>
-              <w:rPr>
-                <w:rFonts w:ascii="Avenir Next" w:hAnsi="Avenir Next" w:cs="Avenir Next" w:eastAsia="Avenir Next"/>
-                <w:b/>
-                <w:color w:val="1A1A1A"/>
-                <w:sz w:val="18"/>
-                <w:szCs w:val="18"/>
-              </w:rPr>
               <w:t xml:space="preserve">triangular faces</w:t>
             </w:r>
             <w:r>
               <w:rPr>
                 <w:rFonts w:ascii="Avenir Next" w:hAnsi="Avenir Next" w:cs="Avenir Next" w:eastAsia="Avenir Next"/>
                 <w:color w:val="1A1A1A"/>
-                <w:sz w:val="18"/>
+                <w:sz w:val="22"/>
                 <w:szCs w:val="18"/>
               </w:rPr>
               <w:t xml:space="preserve">.</w:t>
@@ -260,44 +262,44 @@
                 <w:rFonts w:ascii="Avenir Next" w:hAnsi="Avenir Next" w:cs="Avenir Next" w:eastAsia="Avenir Next"/>
                 <w:b/>
                 <w:color w:val="003A70"/>
+                <w:sz w:val="22"/>
+                <w:szCs w:val="18"/>
+              </w:rPr>
+              <w:t xml:space="preserve">•</w:t>
+            </w:r>
+            <w:r>
+              <w:rPr>
+                <w:rFonts w:ascii="Avenir Next" w:hAnsi="Avenir Next" w:cs="Avenir Next" w:eastAsia="Avenir Next"/>
+                <w:color w:val="1A1A1A"/>
                 <w:sz w:val="18"/>
                 <w:szCs w:val="18"/>
               </w:rPr>
-              <w:t xml:space="preserve">•</w:t>
-            </w:r>
-            <w:r>
-              <w:rPr>
-                <w:rFonts w:ascii="Avenir Next" w:hAnsi="Avenir Next" w:cs="Avenir Next" w:eastAsia="Avenir Next"/>
-                <w:color w:val="1A1A1A"/>
-                <w:sz w:val="18"/>
+              <w:tab/>
+            </w:r>
+            <w:r>
+              <w:rPr>
+                <w:rFonts w:ascii="Avenir Next" w:hAnsi="Avenir Next" w:cs="Avenir Next" w:eastAsia="Avenir Next"/>
+                <w:color w:val="1A1A1A"/>
+                <w:sz w:val="22"/>
                 <w:szCs w:val="18"/>
               </w:rPr>
-              <w:tab/>
-            </w:r>
-            <w:r>
-              <w:rPr>
-                <w:rFonts w:ascii="Avenir Next" w:hAnsi="Avenir Next" w:cs="Avenir Next" w:eastAsia="Avenir Next"/>
-                <w:color w:val="1A1A1A"/>
-                <w:sz w:val="18"/>
+              <w:t xml:space="preserve">Each triangle’s height is the </w:t>
+            </w:r>
+            <w:r>
+              <w:rPr>
+                <w:rFonts w:ascii="Avenir Next" w:hAnsi="Avenir Next" w:cs="Avenir Next" w:eastAsia="Avenir Next"/>
+                <w:b/>
+                <w:color w:val="1A1A1A"/>
+                <w:sz w:val="22"/>
                 <w:szCs w:val="18"/>
               </w:rPr>
-              <w:t xml:space="preserve">Each triangle’s height is the </w:t>
-            </w:r>
-            <w:r>
-              <w:rPr>
-                <w:rFonts w:ascii="Avenir Next" w:hAnsi="Avenir Next" w:cs="Avenir Next" w:eastAsia="Avenir Next"/>
-                <w:b/>
-                <w:color w:val="1A1A1A"/>
-                <w:sz w:val="18"/>
-                <w:szCs w:val="18"/>
-              </w:rPr>
               <w:t xml:space="preserve">slant height</w:t>
             </w:r>
             <w:r>
               <w:rPr>
                 <w:rFonts w:ascii="Avenir Next" w:hAnsi="Avenir Next" w:cs="Avenir Next" w:eastAsia="Avenir Next"/>
                 <w:color w:val="1A1A1A"/>
-                <w:sz w:val="18"/>
+                <w:sz w:val="22"/>
                 <w:szCs w:val="18"/>
               </w:rPr>
               <w:t xml:space="preserve">, not the height of the pyramid.</w:t>
@@ -312,6 +314,7 @@
           </w:tcPr>
           <w:p>
             <w:pPr>
+              <w:pStyle w:val="Heading2"/>
               <w:spacing w:before="0" w:after="0" w:line="240" w:lineRule="auto"/>
             </w:pPr>
             <w:r>
@@ -334,7 +337,7 @@
               <w:rPr>
                 <w:rFonts w:ascii="Avenir Next" w:hAnsi="Avenir Next" w:cs="Avenir Next" w:eastAsia="Avenir Next"/>
                 <w:color w:val="1A1A1A"/>
-                <w:sz w:val="17"/>
+                <w:sz w:val="22"/>
                 <w:szCs w:val="17"/>
               </w:rPr>
               <w:t xml:space="preserve">Square pyramid: base 8 cm, slant height 7 cm.</w:t>
@@ -353,25 +356,25 @@
                 <w:rFonts w:ascii="Avenir Next" w:hAnsi="Avenir Next" w:cs="Avenir Next" w:eastAsia="Avenir Next"/>
                 <w:b/>
                 <w:color w:val="003A70"/>
+                <w:sz w:val="22"/>
+                <w:szCs w:val="17"/>
+              </w:rPr>
+              <w:t xml:space="preserve">Step 1</w:t>
+            </w:r>
+            <w:r>
+              <w:rPr>
+                <w:rFonts w:ascii="Avenir Next" w:hAnsi="Avenir Next" w:cs="Avenir Next" w:eastAsia="Avenir Next"/>
+                <w:color w:val="1A1A1A"/>
                 <w:sz w:val="17"/>
                 <w:szCs w:val="17"/>
               </w:rPr>
-              <w:t xml:space="preserve">Step 1</w:t>
-            </w:r>
-            <w:r>
-              <w:rPr>
-                <w:rFonts w:ascii="Avenir Next" w:hAnsi="Avenir Next" w:cs="Avenir Next" w:eastAsia="Avenir Next"/>
-                <w:color w:val="1A1A1A"/>
-                <w:sz w:val="17"/>
-                <w:szCs w:val="17"/>
-              </w:rPr>
               <w:tab/>
             </w:r>
             <w:r>
               <w:rPr>
                 <w:rFonts w:ascii="Avenir Next" w:hAnsi="Avenir Next" w:cs="Avenir Next" w:eastAsia="Avenir Next"/>
                 <w:color w:val="1A1A1A"/>
-                <w:sz w:val="17"/>
+                <w:sz w:val="22"/>
                 <w:szCs w:val="17"/>
               </w:rPr>
               <w:t xml:space="preserve">Base: 8 × 8 = 64</w:t>
@@ -390,25 +393,25 @@
                 <w:rFonts w:ascii="Avenir Next" w:hAnsi="Avenir Next" w:cs="Avenir Next" w:eastAsia="Avenir Next"/>
                 <w:b/>
                 <w:color w:val="003A70"/>
+                <w:sz w:val="22"/>
+                <w:szCs w:val="17"/>
+              </w:rPr>
+              <w:t xml:space="preserve">Step 2</w:t>
+            </w:r>
+            <w:r>
+              <w:rPr>
+                <w:rFonts w:ascii="Avenir Next" w:hAnsi="Avenir Next" w:cs="Avenir Next" w:eastAsia="Avenir Next"/>
+                <w:color w:val="1A1A1A"/>
                 <w:sz w:val="17"/>
                 <w:szCs w:val="17"/>
               </w:rPr>
-              <w:t xml:space="preserve">Step 2</w:t>
-            </w:r>
-            <w:r>
-              <w:rPr>
-                <w:rFonts w:ascii="Avenir Next" w:hAnsi="Avenir Next" w:cs="Avenir Next" w:eastAsia="Avenir Next"/>
-                <w:color w:val="1A1A1A"/>
-                <w:sz w:val="17"/>
-                <w:szCs w:val="17"/>
-              </w:rPr>
               <w:tab/>
             </w:r>
             <w:r>
               <w:rPr>
                 <w:rFonts w:ascii="Avenir Next" w:hAnsi="Avenir Next" w:cs="Avenir Next" w:eastAsia="Avenir Next"/>
                 <w:color w:val="1A1A1A"/>
-                <w:sz w:val="17"/>
+                <w:sz w:val="22"/>
                 <w:szCs w:val="17"/>
               </w:rPr>
               <w:t xml:space="preserve">One triangle: ½ × 8 × 7 = 28; four: 112</w:t>
@@ -427,25 +430,25 @@
                 <w:rFonts w:ascii="Avenir Next" w:hAnsi="Avenir Next" w:cs="Avenir Next" w:eastAsia="Avenir Next"/>
                 <w:b/>
                 <w:color w:val="003A70"/>
+                <w:sz w:val="22"/>
+                <w:szCs w:val="17"/>
+              </w:rPr>
+              <w:t xml:space="preserve">Step 3</w:t>
+            </w:r>
+            <w:r>
+              <w:rPr>
+                <w:rFonts w:ascii="Avenir Next" w:hAnsi="Avenir Next" w:cs="Avenir Next" w:eastAsia="Avenir Next"/>
+                <w:color w:val="1A1A1A"/>
                 <w:sz w:val="17"/>
                 <w:szCs w:val="17"/>
               </w:rPr>
-              <w:t xml:space="preserve">Step 3</w:t>
-            </w:r>
-            <w:r>
-              <w:rPr>
-                <w:rFonts w:ascii="Avenir Next" w:hAnsi="Avenir Next" w:cs="Avenir Next" w:eastAsia="Avenir Next"/>
-                <w:color w:val="1A1A1A"/>
-                <w:sz w:val="17"/>
-                <w:szCs w:val="17"/>
-              </w:rPr>
               <w:tab/>
             </w:r>
             <w:r>
               <w:rPr>
                 <w:rFonts w:ascii="Avenir Next" w:hAnsi="Avenir Next" w:cs="Avenir Next" w:eastAsia="Avenir Next"/>
                 <w:color w:val="1A1A1A"/>
-                <w:sz w:val="17"/>
+                <w:sz w:val="22"/>
                 <w:szCs w:val="17"/>
               </w:rPr>
               <w:t xml:space="preserve">Add: 64 + 112 = 176</w:t>
@@ -464,18 +467,18 @@
                 <w:rFonts w:ascii="Avenir Next" w:hAnsi="Avenir Next" w:cs="Avenir Next" w:eastAsia="Avenir Next"/>
                 <w:b/>
                 <w:color w:val="1A1A1A"/>
+                <w:sz w:val="22"/>
+                <w:szCs w:val="17"/>
+              </w:rPr>
+              <w:t xml:space="preserve">Answer</w:t>
+            </w:r>
+            <w:r>
+              <w:rPr>
+                <w:rFonts w:ascii="Avenir Next" w:hAnsi="Avenir Next" w:cs="Avenir Next" w:eastAsia="Avenir Next"/>
+                <w:color w:val="1A1A1A"/>
                 <w:sz w:val="17"/>
                 <w:szCs w:val="17"/>
               </w:rPr>
-              <w:t xml:space="preserve">Answer</w:t>
-            </w:r>
-            <w:r>
-              <w:rPr>
-                <w:rFonts w:ascii="Avenir Next" w:hAnsi="Avenir Next" w:cs="Avenir Next" w:eastAsia="Avenir Next"/>
-                <w:color w:val="1A1A1A"/>
-                <w:sz w:val="17"/>
-                <w:szCs w:val="17"/>
-              </w:rPr>
               <w:tab/>
             </w:r>
             <w:r>
@@ -483,7 +486,7 @@
                 <w:rFonts w:ascii="Avenir Next" w:hAnsi="Avenir Next" w:cs="Avenir Next" w:eastAsia="Avenir Next"/>
                 <w:b/>
                 <w:color w:val="1A1A1A"/>
-                <w:sz w:val="17"/>
+                <w:sz w:val="22"/>
                 <w:szCs w:val="17"/>
               </w:rPr>
               <w:t xml:space="preserve">176 cm²</w:t>
@@ -494,6 +497,7 @@
     </w:tbl>
     <w:p>
       <w:pPr>
+        <w:pStyle w:val="Heading2"/>
         <w:keepNext/>
         <w:pBdr>
           <w:bottom w:val="single" w:sz="8" w:space="3" w:color="003A70"/>
@@ -509,7 +513,7 @@
           <w:b/>
           <w:color w:val="003A70"/>
           <w:spacing w:val="14"/>
-          <w:sz w:val="19"/>
+          <w:sz w:val="22"/>
           <w:szCs w:val="19"/>
         </w:rPr>
         <w:t xml:space="preserve">PRACTICE</w:t>
@@ -528,7 +532,7 @@
           <w:rFonts w:ascii="Avenir Next" w:hAnsi="Avenir Next" w:cs="Avenir Next" w:eastAsia="Avenir Next"/>
           <w:i/>
           <w:color w:val="5A5F66"/>
-          <w:sz w:val="17"/>
+          <w:sz w:val="22"/>
           <w:szCs w:val="17"/>
         </w:rPr>
         <w:t xml:space="preserve">show your work · label units</w:t>
@@ -587,25 +591,25 @@
                 <w:rFonts w:ascii="Avenir Next" w:hAnsi="Avenir Next" w:cs="Avenir Next" w:eastAsia="Avenir Next"/>
                 <w:b/>
                 <w:color w:val="1A1A1A"/>
+                <w:sz w:val="22"/>
+                <w:szCs w:val="20"/>
+              </w:rPr>
+              <w:t xml:space="preserve">1.</w:t>
+            </w:r>
+            <w:r>
+              <w:rPr>
+                <w:rFonts w:ascii="Avenir Next" w:hAnsi="Avenir Next" w:cs="Avenir Next" w:eastAsia="Avenir Next"/>
+                <w:color w:val="1A1A1A"/>
                 <w:sz w:val="20"/>
                 <w:szCs w:val="20"/>
               </w:rPr>
-              <w:t xml:space="preserve">1.</w:t>
-            </w:r>
-            <w:r>
-              <w:rPr>
-                <w:rFonts w:ascii="Avenir Next" w:hAnsi="Avenir Next" w:cs="Avenir Next" w:eastAsia="Avenir Next"/>
-                <w:color w:val="1A1A1A"/>
-                <w:sz w:val="20"/>
-                <w:szCs w:val="20"/>
-              </w:rPr>
               <w:tab/>
             </w:r>
             <w:r>
               <w:rPr>
                 <w:rFonts w:ascii="Avenir Next" w:hAnsi="Avenir Next" w:cs="Avenir Next" w:eastAsia="Avenir Next"/>
                 <w:color w:val="1A1A1A"/>
-                <w:sz w:val="20"/>
+                <w:sz w:val="22"/>
                 <w:szCs w:val="20"/>
               </w:rPr>
               <w:t xml:space="preserve">Find the surface area of the square pyramid.</w:t>
@@ -682,25 +686,25 @@
                 <w:rFonts w:ascii="Avenir Next" w:hAnsi="Avenir Next" w:cs="Avenir Next" w:eastAsia="Avenir Next"/>
                 <w:b/>
                 <w:color w:val="1A1A1A"/>
+                <w:sz w:val="22"/>
+                <w:szCs w:val="18"/>
+              </w:rPr>
+              <w:t xml:space="preserve">Answer</w:t>
+            </w:r>
+            <w:r>
+              <w:rPr>
+                <w:rFonts w:ascii="Avenir Next" w:hAnsi="Avenir Next" w:cs="Avenir Next" w:eastAsia="Avenir Next"/>
+                <w:color w:val="1A1A1A"/>
                 <w:sz w:val="18"/>
                 <w:szCs w:val="18"/>
               </w:rPr>
-              <w:t xml:space="preserve">Answer</w:t>
-            </w:r>
-            <w:r>
-              <w:rPr>
-                <w:rFonts w:ascii="Avenir Next" w:hAnsi="Avenir Next" w:cs="Avenir Next" w:eastAsia="Avenir Next"/>
-                <w:color w:val="1A1A1A"/>
-                <w:sz w:val="18"/>
-                <w:szCs w:val="18"/>
-              </w:rPr>
               <w:tab/>
             </w:r>
             <w:r>
               <w:rPr>
                 <w:rFonts w:ascii="Avenir Next" w:hAnsi="Avenir Next" w:cs="Avenir Next" w:eastAsia="Avenir Next"/>
                 <w:color w:val="1A1A1A"/>
-                <w:sz w:val="18"/>
+                <w:sz w:val="22"/>
                 <w:szCs w:val="18"/>
               </w:rPr>
               <w:t xml:space="preserve">  m²</w:t>
@@ -724,7 +728,7 @@
               <w:drawing>
                 <wp:inline distT="0" distB="0" distL="0" distR="0">
                   <wp:extent cx="1554480" cy="1142307"/>
-                  <wp:docPr id="1" name="Figure 1"/>
+                  <wp:docPr id="1" name="Figure 1" descr="Square pyramid. Base edge 6 m; slant height 9 m."/>
                   <a:graphic xmlns:a="http://schemas.openxmlformats.org/drawingml/2006/main">
                     <a:graphicData uri="http://schemas.openxmlformats.org/drawingml/2006/picture">
                       <pic:pic xmlns:pic="http://schemas.openxmlformats.org/drawingml/2006/picture">
@@ -815,25 +819,25 @@
                 <w:rFonts w:ascii="Avenir Next" w:hAnsi="Avenir Next" w:cs="Avenir Next" w:eastAsia="Avenir Next"/>
                 <w:b/>
                 <w:color w:val="1A1A1A"/>
+                <w:sz w:val="22"/>
+                <w:szCs w:val="20"/>
+              </w:rPr>
+              <w:t xml:space="preserve">2.</w:t>
+            </w:r>
+            <w:r>
+              <w:rPr>
+                <w:rFonts w:ascii="Avenir Next" w:hAnsi="Avenir Next" w:cs="Avenir Next" w:eastAsia="Avenir Next"/>
+                <w:color w:val="1A1A1A"/>
                 <w:sz w:val="20"/>
                 <w:szCs w:val="20"/>
               </w:rPr>
-              <w:t xml:space="preserve">2.</w:t>
-            </w:r>
-            <w:r>
-              <w:rPr>
-                <w:rFonts w:ascii="Avenir Next" w:hAnsi="Avenir Next" w:cs="Avenir Next" w:eastAsia="Avenir Next"/>
-                <w:color w:val="1A1A1A"/>
-                <w:sz w:val="20"/>
-                <w:szCs w:val="20"/>
-              </w:rPr>
               <w:tab/>
             </w:r>
             <w:r>
               <w:rPr>
                 <w:rFonts w:ascii="Avenir Next" w:hAnsi="Avenir Next" w:cs="Avenir Next" w:eastAsia="Avenir Next"/>
                 <w:color w:val="1A1A1A"/>
-                <w:sz w:val="20"/>
+                <w:sz w:val="22"/>
                 <w:szCs w:val="20"/>
               </w:rPr>
               <w:t xml:space="preserve">Use the net of the square pyramid.</w:t>
@@ -853,10 +857,28 @@
                 <w:rFonts w:ascii="Avenir Next" w:hAnsi="Avenir Next" w:cs="Avenir Next" w:eastAsia="Avenir Next"/>
                 <w:b/>
                 <w:color w:val="003A70"/>
+                <w:sz w:val="22"/>
+                <w:szCs w:val="20"/>
+              </w:rPr>
+              <w:t xml:space="preserve">a.</w:t>
+            </w:r>
+            <w:r>
+              <w:rPr>
+                <w:rFonts w:ascii="Avenir Next" w:hAnsi="Avenir Next" w:cs="Avenir Next" w:eastAsia="Avenir Next"/>
+                <w:color w:val="1A1A1A"/>
                 <w:sz w:val="20"/>
                 <w:szCs w:val="20"/>
               </w:rPr>
-              <w:t xml:space="preserve">a.</w:t>
+              <w:tab/>
+            </w:r>
+            <w:r>
+              <w:rPr>
+                <w:rFonts w:ascii="Avenir Next" w:hAnsi="Avenir Next" w:cs="Avenir Next" w:eastAsia="Avenir Next"/>
+                <w:color w:val="1A1A1A"/>
+                <w:sz w:val="22"/>
+                <w:szCs w:val="20"/>
+              </w:rPr>
+              <w:t xml:space="preserve">Area of the base</w:t>
             </w:r>
             <w:r>
               <w:rPr>
@@ -865,7 +887,7 @@
                 <w:sz w:val="20"/>
                 <w:szCs w:val="20"/>
               </w:rPr>
-              <w:tab/>
+              <w:t xml:space="preserve">  </w:t>
             </w:r>
             <w:r>
               <w:rPr>
@@ -873,24 +895,6 @@
                 <w:color w:val="1A1A1A"/>
                 <w:sz w:val="20"/>
                 <w:szCs w:val="20"/>
-              </w:rPr>
-              <w:t xml:space="preserve">Area of the base</w:t>
-            </w:r>
-            <w:r>
-              <w:rPr>
-                <w:rFonts w:ascii="Avenir Next" w:hAnsi="Avenir Next" w:cs="Avenir Next" w:eastAsia="Avenir Next"/>
-                <w:color w:val="1A1A1A"/>
-                <w:sz w:val="20"/>
-                <w:szCs w:val="20"/>
-              </w:rPr>
-              <w:t xml:space="preserve">  </w:t>
-            </w:r>
-            <w:r>
-              <w:rPr>
-                <w:rFonts w:ascii="Avenir Next" w:hAnsi="Avenir Next" w:cs="Avenir Next" w:eastAsia="Avenir Next"/>
-                <w:color w:val="1A1A1A"/>
-                <w:sz w:val="20"/>
-                <w:szCs w:val="20"/>
                 <w:u w:val="single"/>
               </w:rPr>
               <w:t xml:space="preserve">                </w:t>
@@ -899,7 +903,7 @@
               <w:rPr>
                 <w:rFonts w:ascii="Avenir Next" w:hAnsi="Avenir Next" w:cs="Avenir Next" w:eastAsia="Avenir Next"/>
                 <w:color w:val="1A1A1A"/>
-                <w:sz w:val="20"/>
+                <w:sz w:val="22"/>
                 <w:szCs w:val="20"/>
               </w:rPr>
               <w:t xml:space="preserve"> cm²</w:t>
@@ -919,10 +923,28 @@
                 <w:rFonts w:ascii="Avenir Next" w:hAnsi="Avenir Next" w:cs="Avenir Next" w:eastAsia="Avenir Next"/>
                 <w:b/>
                 <w:color w:val="003A70"/>
+                <w:sz w:val="22"/>
+                <w:szCs w:val="20"/>
+              </w:rPr>
+              <w:t xml:space="preserve">b.</w:t>
+            </w:r>
+            <w:r>
+              <w:rPr>
+                <w:rFonts w:ascii="Avenir Next" w:hAnsi="Avenir Next" w:cs="Avenir Next" w:eastAsia="Avenir Next"/>
+                <w:color w:val="1A1A1A"/>
                 <w:sz w:val="20"/>
                 <w:szCs w:val="20"/>
               </w:rPr>
-              <w:t xml:space="preserve">b.</w:t>
+              <w:tab/>
+            </w:r>
+            <w:r>
+              <w:rPr>
+                <w:rFonts w:ascii="Avenir Next" w:hAnsi="Avenir Next" w:cs="Avenir Next" w:eastAsia="Avenir Next"/>
+                <w:color w:val="1A1A1A"/>
+                <w:sz w:val="22"/>
+                <w:szCs w:val="20"/>
+              </w:rPr>
+              <w:t xml:space="preserve">Area of one triangle</w:t>
             </w:r>
             <w:r>
               <w:rPr>
@@ -931,7 +953,7 @@
                 <w:sz w:val="20"/>
                 <w:szCs w:val="20"/>
               </w:rPr>
-              <w:tab/>
+              <w:t xml:space="preserve">  </w:t>
             </w:r>
             <w:r>
               <w:rPr>
@@ -939,24 +961,6 @@
                 <w:color w:val="1A1A1A"/>
                 <w:sz w:val="20"/>
                 <w:szCs w:val="20"/>
-              </w:rPr>
-              <w:t xml:space="preserve">Area of one triangle</w:t>
-            </w:r>
-            <w:r>
-              <w:rPr>
-                <w:rFonts w:ascii="Avenir Next" w:hAnsi="Avenir Next" w:cs="Avenir Next" w:eastAsia="Avenir Next"/>
-                <w:color w:val="1A1A1A"/>
-                <w:sz w:val="20"/>
-                <w:szCs w:val="20"/>
-              </w:rPr>
-              <w:t xml:space="preserve">  </w:t>
-            </w:r>
-            <w:r>
-              <w:rPr>
-                <w:rFonts w:ascii="Avenir Next" w:hAnsi="Avenir Next" w:cs="Avenir Next" w:eastAsia="Avenir Next"/>
-                <w:color w:val="1A1A1A"/>
-                <w:sz w:val="20"/>
-                <w:szCs w:val="20"/>
                 <w:u w:val="single"/>
               </w:rPr>
               <w:t xml:space="preserve">                </w:t>
@@ -965,7 +969,7 @@
               <w:rPr>
                 <w:rFonts w:ascii="Avenir Next" w:hAnsi="Avenir Next" w:cs="Avenir Next" w:eastAsia="Avenir Next"/>
                 <w:color w:val="1A1A1A"/>
-                <w:sz w:val="20"/>
+                <w:sz w:val="22"/>
                 <w:szCs w:val="20"/>
               </w:rPr>
               <w:t xml:space="preserve"> cm²</w:t>
@@ -984,25 +988,25 @@
                 <w:rFonts w:ascii="Avenir Next" w:hAnsi="Avenir Next" w:cs="Avenir Next" w:eastAsia="Avenir Next"/>
                 <w:b/>
                 <w:color w:val="1A1A1A"/>
+                <w:sz w:val="22"/>
+                <w:szCs w:val="18"/>
+              </w:rPr>
+              <w:t xml:space="preserve">Surface area</w:t>
+            </w:r>
+            <w:r>
+              <w:rPr>
+                <w:rFonts w:ascii="Avenir Next" w:hAnsi="Avenir Next" w:cs="Avenir Next" w:eastAsia="Avenir Next"/>
+                <w:color w:val="1A1A1A"/>
                 <w:sz w:val="18"/>
                 <w:szCs w:val="18"/>
               </w:rPr>
-              <w:t xml:space="preserve">Surface area</w:t>
-            </w:r>
-            <w:r>
-              <w:rPr>
-                <w:rFonts w:ascii="Avenir Next" w:hAnsi="Avenir Next" w:cs="Avenir Next" w:eastAsia="Avenir Next"/>
-                <w:color w:val="1A1A1A"/>
-                <w:sz w:val="18"/>
-                <w:szCs w:val="18"/>
-              </w:rPr>
               <w:tab/>
             </w:r>
             <w:r>
               <w:rPr>
                 <w:rFonts w:ascii="Avenir Next" w:hAnsi="Avenir Next" w:cs="Avenir Next" w:eastAsia="Avenir Next"/>
                 <w:color w:val="1A1A1A"/>
-                <w:sz w:val="18"/>
+                <w:sz w:val="22"/>
                 <w:szCs w:val="18"/>
               </w:rPr>
               <w:t xml:space="preserve">  cm²</w:t>
@@ -1026,7 +1030,7 @@
               <w:drawing>
                 <wp:inline distT="0" distB="0" distL="0" distR="0">
                   <wp:extent cx="1188720" cy="1188720"/>
-                  <wp:docPr id="2" name="Figure 2"/>
+                  <wp:docPr id="2" name="Figure 2" descr="Net of a square pyramid: a square with one triangle on each side. Printed dimension labels: base: 12 cm; slant: 10 cm."/>
                   <a:graphic xmlns:a="http://schemas.openxmlformats.org/drawingml/2006/main">
                     <a:graphicData uri="http://schemas.openxmlformats.org/drawingml/2006/picture">
                       <pic:pic xmlns:pic="http://schemas.openxmlformats.org/drawingml/2006/picture">
@@ -1078,25 +1082,25 @@
           <w:rFonts w:ascii="Avenir Next" w:hAnsi="Avenir Next" w:cs="Avenir Next" w:eastAsia="Avenir Next"/>
           <w:b/>
           <w:color w:val="1A1A1A"/>
+          <w:sz w:val="22"/>
+          <w:szCs w:val="20"/>
+        </w:rPr>
+        <w:t xml:space="preserve">3.</w:t>
+      </w:r>
+      <w:r>
+        <w:rPr>
+          <w:rFonts w:ascii="Avenir Next" w:hAnsi="Avenir Next" w:cs="Avenir Next" w:eastAsia="Avenir Next"/>
+          <w:color w:val="1A1A1A"/>
           <w:sz w:val="20"/>
           <w:szCs w:val="20"/>
         </w:rPr>
-        <w:t xml:space="preserve">3.</w:t>
-      </w:r>
-      <w:r>
-        <w:rPr>
-          <w:rFonts w:ascii="Avenir Next" w:hAnsi="Avenir Next" w:cs="Avenir Next" w:eastAsia="Avenir Next"/>
-          <w:color w:val="1A1A1A"/>
-          <w:sz w:val="20"/>
-          <w:szCs w:val="20"/>
-        </w:rPr>
         <w:tab/>
       </w:r>
       <w:r>
         <w:rPr>
           <w:rFonts w:ascii="Avenir Next" w:hAnsi="Avenir Next" w:cs="Avenir Next" w:eastAsia="Avenir Next"/>
           <w:color w:val="1A1A1A"/>
-          <w:sz w:val="20"/>
+          <w:sz w:val="22"/>
           <w:szCs w:val="20"/>
         </w:rPr>
         <w:t xml:space="preserve">Find the surface area of each square pyramid.</w:t>
@@ -1151,10 +1155,28 @@
                 <w:rFonts w:ascii="Avenir Next" w:hAnsi="Avenir Next" w:cs="Avenir Next" w:eastAsia="Avenir Next"/>
                 <w:b/>
                 <w:color w:val="003A70"/>
+                <w:sz w:val="22"/>
+                <w:szCs w:val="20"/>
+              </w:rPr>
+              <w:t xml:space="preserve">a.</w:t>
+            </w:r>
+            <w:r>
+              <w:rPr>
+                <w:rFonts w:ascii="Avenir Next" w:hAnsi="Avenir Next" w:cs="Avenir Next" w:eastAsia="Avenir Next"/>
+                <w:color w:val="1A1A1A"/>
                 <w:sz w:val="20"/>
                 <w:szCs w:val="20"/>
               </w:rPr>
-              <w:t xml:space="preserve">a.</w:t>
+              <w:tab/>
+            </w:r>
+            <w:r>
+              <w:rPr>
+                <w:rFonts w:ascii="Avenir Next" w:hAnsi="Avenir Next" w:cs="Avenir Next" w:eastAsia="Avenir Next"/>
+                <w:color w:val="1A1A1A"/>
+                <w:sz w:val="22"/>
+                <w:szCs w:val="20"/>
+              </w:rPr>
+              <w:t xml:space="preserve">base 4 in, slant height 5 in</w:t>
             </w:r>
             <w:r>
               <w:rPr>
@@ -1163,7 +1185,7 @@
                 <w:sz w:val="20"/>
                 <w:szCs w:val="20"/>
               </w:rPr>
-              <w:tab/>
+              <w:t xml:space="preserve">  </w:t>
             </w:r>
             <w:r>
               <w:rPr>
@@ -1171,24 +1193,6 @@
                 <w:color w:val="1A1A1A"/>
                 <w:sz w:val="20"/>
                 <w:szCs w:val="20"/>
-              </w:rPr>
-              <w:t xml:space="preserve">base 4 in, slant height 5 in</w:t>
-            </w:r>
-            <w:r>
-              <w:rPr>
-                <w:rFonts w:ascii="Avenir Next" w:hAnsi="Avenir Next" w:cs="Avenir Next" w:eastAsia="Avenir Next"/>
-                <w:color w:val="1A1A1A"/>
-                <w:sz w:val="20"/>
-                <w:szCs w:val="20"/>
-              </w:rPr>
-              <w:t xml:space="preserve">  </w:t>
-            </w:r>
-            <w:r>
-              <w:rPr>
-                <w:rFonts w:ascii="Avenir Next" w:hAnsi="Avenir Next" w:cs="Avenir Next" w:eastAsia="Avenir Next"/>
-                <w:color w:val="1A1A1A"/>
-                <w:sz w:val="20"/>
-                <w:szCs w:val="20"/>
                 <w:u w:val="single"/>
               </w:rPr>
               <w:t xml:space="preserve">              </w:t>
@@ -1197,7 +1201,7 @@
               <w:rPr>
                 <w:rFonts w:ascii="Avenir Next" w:hAnsi="Avenir Next" w:cs="Avenir Next" w:eastAsia="Avenir Next"/>
                 <w:color w:val="1A1A1A"/>
-                <w:sz w:val="20"/>
+                <w:sz w:val="22"/>
                 <w:szCs w:val="20"/>
               </w:rPr>
               <w:t xml:space="preserve"> in²</w:t>
@@ -1222,10 +1226,28 @@
                 <w:rFonts w:ascii="Avenir Next" w:hAnsi="Avenir Next" w:cs="Avenir Next" w:eastAsia="Avenir Next"/>
                 <w:b/>
                 <w:color w:val="003A70"/>
+                <w:sz w:val="22"/>
+                <w:szCs w:val="20"/>
+              </w:rPr>
+              <w:t xml:space="preserve">b.</w:t>
+            </w:r>
+            <w:r>
+              <w:rPr>
+                <w:rFonts w:ascii="Avenir Next" w:hAnsi="Avenir Next" w:cs="Avenir Next" w:eastAsia="Avenir Next"/>
+                <w:color w:val="1A1A1A"/>
                 <w:sz w:val="20"/>
                 <w:szCs w:val="20"/>
               </w:rPr>
-              <w:t xml:space="preserve">b.</w:t>
+              <w:tab/>
+            </w:r>
+            <w:r>
+              <w:rPr>
+                <w:rFonts w:ascii="Avenir Next" w:hAnsi="Avenir Next" w:cs="Avenir Next" w:eastAsia="Avenir Next"/>
+                <w:color w:val="1A1A1A"/>
+                <w:sz w:val="22"/>
+                <w:szCs w:val="20"/>
+              </w:rPr>
+              <w:t xml:space="preserve">base 10 cm, slant height 12 cm</w:t>
             </w:r>
             <w:r>
               <w:rPr>
@@ -1234,7 +1256,7 @@
                 <w:sz w:val="20"/>
                 <w:szCs w:val="20"/>
               </w:rPr>
-              <w:tab/>
+              <w:t xml:space="preserve">  </w:t>
             </w:r>
             <w:r>
               <w:rPr>
@@ -1242,24 +1264,6 @@
                 <w:color w:val="1A1A1A"/>
                 <w:sz w:val="20"/>
                 <w:szCs w:val="20"/>
-              </w:rPr>
-              <w:t xml:space="preserve">base 10 cm, slant height 12 cm</w:t>
-            </w:r>
-            <w:r>
-              <w:rPr>
-                <w:rFonts w:ascii="Avenir Next" w:hAnsi="Avenir Next" w:cs="Avenir Next" w:eastAsia="Avenir Next"/>
-                <w:color w:val="1A1A1A"/>
-                <w:sz w:val="20"/>
-                <w:szCs w:val="20"/>
-              </w:rPr>
-              <w:t xml:space="preserve">  </w:t>
-            </w:r>
-            <w:r>
-              <w:rPr>
-                <w:rFonts w:ascii="Avenir Next" w:hAnsi="Avenir Next" w:cs="Avenir Next" w:eastAsia="Avenir Next"/>
-                <w:color w:val="1A1A1A"/>
-                <w:sz w:val="20"/>
-                <w:szCs w:val="20"/>
                 <w:u w:val="single"/>
               </w:rPr>
               <w:t xml:space="preserve">              </w:t>
@@ -1268,7 +1272,7 @@
               <w:rPr>
                 <w:rFonts w:ascii="Avenir Next" w:hAnsi="Avenir Next" w:cs="Avenir Next" w:eastAsia="Avenir Next"/>
                 <w:color w:val="1A1A1A"/>
-                <w:sz w:val="20"/>
+                <w:sz w:val="22"/>
                 <w:szCs w:val="20"/>
               </w:rPr>
               <w:t xml:space="preserve"> cm²</w:t>
@@ -1296,18 +1300,18 @@
           <w:rFonts w:ascii="Avenir Next" w:hAnsi="Avenir Next" w:cs="Avenir Next" w:eastAsia="Avenir Next"/>
           <w:b/>
           <w:color w:val="1A1A1A"/>
+          <w:sz w:val="22"/>
+          <w:szCs w:val="20"/>
+        </w:rPr>
+        <w:t xml:space="preserve">4.</w:t>
+      </w:r>
+      <w:r>
+        <w:rPr>
+          <w:rFonts w:ascii="Avenir Next" w:hAnsi="Avenir Next" w:cs="Avenir Next" w:eastAsia="Avenir Next"/>
+          <w:color w:val="1A1A1A"/>
           <w:sz w:val="20"/>
           <w:szCs w:val="20"/>
         </w:rPr>
-        <w:t xml:space="preserve">4.</w:t>
-      </w:r>
-      <w:r>
-        <w:rPr>
-          <w:rFonts w:ascii="Avenir Next" w:hAnsi="Avenir Next" w:cs="Avenir Next" w:eastAsia="Avenir Next"/>
-          <w:color w:val="1A1A1A"/>
-          <w:sz w:val="20"/>
-          <w:szCs w:val="20"/>
-        </w:rPr>
         <w:tab/>
       </w:r>
       <w:r>
@@ -1315,7 +1319,7 @@
           <w:rFonts w:ascii="Avenir Next" w:hAnsi="Avenir Next" w:cs="Avenir Next" w:eastAsia="Avenir Next"/>
           <w:b/>
           <w:color w:val="1A1A1A"/>
-          <w:sz w:val="20"/>
+          <w:sz w:val="22"/>
           <w:szCs w:val="20"/>
         </w:rPr>
         <w:t xml:space="preserve">Gift Box.  </w:t>
@@ -1324,7 +1328,7 @@
         <w:rPr>
           <w:rFonts w:ascii="Avenir Next" w:hAnsi="Avenir Next" w:cs="Avenir Next" w:eastAsia="Avenir Next"/>
           <w:color w:val="1A1A1A"/>
-          <w:sz w:val="20"/>
+          <w:sz w:val="22"/>
           <w:szCs w:val="20"/>
         </w:rPr>
         <w:t xml:space="preserve">A gift box is a square pyramid with a base 9 in on each side and a slant height of 11 in. How much paper covers every face?</w:t>
@@ -1401,25 +1405,25 @@
           <w:rFonts w:ascii="Avenir Next" w:hAnsi="Avenir Next" w:cs="Avenir Next" w:eastAsia="Avenir Next"/>
           <w:b/>
           <w:color w:val="1A1A1A"/>
+          <w:sz w:val="22"/>
+          <w:szCs w:val="18"/>
+        </w:rPr>
+        <w:t xml:space="preserve">Answer</w:t>
+      </w:r>
+      <w:r>
+        <w:rPr>
+          <w:rFonts w:ascii="Avenir Next" w:hAnsi="Avenir Next" w:cs="Avenir Next" w:eastAsia="Avenir Next"/>
+          <w:color w:val="1A1A1A"/>
           <w:sz w:val="18"/>
           <w:szCs w:val="18"/>
         </w:rPr>
-        <w:t xml:space="preserve">Answer</w:t>
-      </w:r>
-      <w:r>
-        <w:rPr>
-          <w:rFonts w:ascii="Avenir Next" w:hAnsi="Avenir Next" w:cs="Avenir Next" w:eastAsia="Avenir Next"/>
-          <w:color w:val="1A1A1A"/>
-          <w:sz w:val="18"/>
-          <w:szCs w:val="18"/>
-        </w:rPr>
         <w:tab/>
       </w:r>
       <w:r>
         <w:rPr>
           <w:rFonts w:ascii="Avenir Next" w:hAnsi="Avenir Next" w:cs="Avenir Next" w:eastAsia="Avenir Next"/>
           <w:color w:val="1A1A1A"/>
-          <w:sz w:val="18"/>
+          <w:sz w:val="22"/>
           <w:szCs w:val="18"/>
         </w:rPr>
         <w:t xml:space="preserve">  in²</w:t>
@@ -1444,18 +1448,18 @@
           <w:rFonts w:ascii="Avenir Next" w:hAnsi="Avenir Next" w:cs="Avenir Next" w:eastAsia="Avenir Next"/>
           <w:b/>
           <w:color w:val="1A1A1A"/>
+          <w:sz w:val="22"/>
+          <w:szCs w:val="20"/>
+        </w:rPr>
+        <w:t xml:space="preserve">5.</w:t>
+      </w:r>
+      <w:r>
+        <w:rPr>
+          <w:rFonts w:ascii="Avenir Next" w:hAnsi="Avenir Next" w:cs="Avenir Next" w:eastAsia="Avenir Next"/>
+          <w:color w:val="1A1A1A"/>
           <w:sz w:val="20"/>
           <w:szCs w:val="20"/>
         </w:rPr>
-        <w:t xml:space="preserve">5.</w:t>
-      </w:r>
-      <w:r>
-        <w:rPr>
-          <w:rFonts w:ascii="Avenir Next" w:hAnsi="Avenir Next" w:cs="Avenir Next" w:eastAsia="Avenir Next"/>
-          <w:color w:val="1A1A1A"/>
-          <w:sz w:val="20"/>
-          <w:szCs w:val="20"/>
-        </w:rPr>
         <w:tab/>
       </w:r>
       <w:r>
@@ -1463,7 +1467,7 @@
           <w:rFonts w:ascii="Avenir Next" w:hAnsi="Avenir Next" w:cs="Avenir Next" w:eastAsia="Avenir Next"/>
           <w:b/>
           <w:color w:val="1A1A1A"/>
-          <w:sz w:val="20"/>
+          <w:sz w:val="22"/>
           <w:szCs w:val="20"/>
         </w:rPr>
         <w:t xml:space="preserve">Find the Error.  </w:t>
@@ -1472,7 +1476,7 @@
         <w:rPr>
           <w:rFonts w:ascii="Avenir Next" w:hAnsi="Avenir Next" w:cs="Avenir Next" w:eastAsia="Avenir Next"/>
           <w:color w:val="1A1A1A"/>
-          <w:sz w:val="20"/>
+          <w:sz w:val="22"/>
           <w:szCs w:val="20"/>
         </w:rPr>
         <w:t xml:space="preserve">A square pyramid has a base 6 ft on each side, a height of 4 ft, and a slant height of 5 ft. Kofi wrote SA = 36 + 4 × (½ × 6 × 4) = 84 ft². Explain his mistake and find the surface area.</w:t>
@@ -1593,6 +1597,7 @@
           </w:tcPr>
           <w:p>
             <w:pPr>
+              <w:pStyle w:val="Heading2"/>
               <w:spacing w:before="0" w:after="0" w:line="240" w:lineRule="auto"/>
             </w:pPr>
             <w:r>
@@ -1630,7 +1635,7 @@
               <w:rPr>
                 <w:rFonts w:ascii="Avenir Next" w:hAnsi="Avenir Next" w:cs="Avenir Next" w:eastAsia="Avenir Next"/>
                 <w:color w:val="1A1A1A"/>
-                <w:sz w:val="17"/>
+                <w:sz w:val="22"/>
                 <w:szCs w:val="17"/>
               </w:rPr>
               <w:t xml:space="preserve">  I can do this on my own</w:t>
@@ -1659,7 +1664,7 @@
               <w:rPr>
                 <w:rFonts w:ascii="Avenir Next" w:hAnsi="Avenir Next" w:cs="Avenir Next" w:eastAsia="Avenir Next"/>
                 <w:color w:val="1A1A1A"/>
-                <w:sz w:val="17"/>
+                <w:sz w:val="22"/>
                 <w:szCs w:val="17"/>
               </w:rPr>
               <w:t xml:space="preserve">  I need a little help</w:t>
@@ -1688,7 +1693,7 @@
               <w:rPr>
                 <w:rFonts w:ascii="Avenir Next" w:hAnsi="Avenir Next" w:cs="Avenir Next" w:eastAsia="Avenir Next"/>
                 <w:color w:val="1A1A1A"/>
-                <w:sz w:val="17"/>
+                <w:sz w:val="22"/>
                 <w:szCs w:val="17"/>
               </w:rPr>
               <w:t xml:space="preserve">  I have a question about #</w:t>
@@ -1726,7 +1731,7 @@
         <w:rPr>
           <w:rFonts w:ascii="Avenir Next" w:hAnsi="Avenir Next" w:cs="Avenir Next" w:eastAsia="Avenir Next"/>
           <w:color w:val="5A5F66"/>
-          <w:sz w:val="17"/>
+          <w:sz w:val="22"/>
           <w:szCs w:val="17"/>
         </w:rPr>
         <w:t xml:space="preserve">Use a folded paper tent to show someone a pyramid’s height and its slant height.</w:t>
@@ -1746,10 +1751,28 @@
         <w:rPr>
           <w:rFonts w:ascii="Avenir Next" w:hAnsi="Avenir Next" w:cs="Avenir Next" w:eastAsia="Avenir Next"/>
           <w:color w:val="1A1A1A"/>
+          <w:sz w:val="22"/>
+          <w:szCs w:val="20"/>
+        </w:rPr>
+        <w:t xml:space="preserve">Name</w:t>
+      </w:r>
+      <w:r>
+        <w:rPr>
+          <w:rFonts w:ascii="Avenir Next" w:hAnsi="Avenir Next" w:cs="Avenir Next" w:eastAsia="Avenir Next"/>
+          <w:color w:val="1A1A1A"/>
           <w:sz w:val="20"/>
           <w:szCs w:val="20"/>
         </w:rPr>
-        <w:t xml:space="preserve">Name</w:t>
+        <w:tab/>
+      </w:r>
+      <w:r>
+        <w:rPr>
+          <w:rFonts w:ascii="Avenir Next" w:hAnsi="Avenir Next" w:cs="Avenir Next" w:eastAsia="Avenir Next"/>
+          <w:color w:val="1A1A1A"/>
+          <w:sz w:val="22"/>
+          <w:szCs w:val="20"/>
+        </w:rPr>
+        <w:t xml:space="preserve">   Date</w:t>
       </w:r>
       <w:r>
         <w:rPr>
@@ -1764,25 +1787,7 @@
         <w:rPr>
           <w:rFonts w:ascii="Avenir Next" w:hAnsi="Avenir Next" w:cs="Avenir Next" w:eastAsia="Avenir Next"/>
           <w:color w:val="1A1A1A"/>
-          <w:sz w:val="20"/>
-          <w:szCs w:val="20"/>
-        </w:rPr>
-        <w:t xml:space="preserve">   Date</w:t>
-      </w:r>
-      <w:r>
-        <w:rPr>
-          <w:rFonts w:ascii="Avenir Next" w:hAnsi="Avenir Next" w:cs="Avenir Next" w:eastAsia="Avenir Next"/>
-          <w:color w:val="1A1A1A"/>
-          <w:sz w:val="20"/>
-          <w:szCs w:val="20"/>
-        </w:rPr>
-        <w:tab/>
-      </w:r>
-      <w:r>
-        <w:rPr>
-          <w:rFonts w:ascii="Avenir Next" w:hAnsi="Avenir Next" w:cs="Avenir Next" w:eastAsia="Avenir Next"/>
-          <w:color w:val="1A1A1A"/>
-          <w:sz w:val="20"/>
+          <w:sz w:val="22"/>
           <w:szCs w:val="20"/>
         </w:rPr>
         <w:t xml:space="preserve">   Period</w:t>
@@ -1809,7 +1814,7 @@
           <w:caps/>
           <w:color w:val="003A70"/>
           <w:spacing w:val="12"/>
-          <w:sz w:val="19"/>
+          <w:sz w:val="22"/>
           <w:szCs w:val="19"/>
         </w:rPr>
         <w:t xml:space="preserve">Lesson 5-8  ·  Homework Packet  ·  Sheet 2 of 2</w:t>
@@ -1817,6 +1822,7 @@
     </w:p>
     <w:p>
       <w:pPr>
+        <w:pStyle w:val="Heading1"/>
         <w:keepNext/>
         <w:spacing w:before="0" w:after="0" w:line="240" w:lineRule="auto"/>
       </w:pPr>
@@ -1842,7 +1848,7 @@
         <w:rPr>
           <w:rFonts w:ascii="Avenir Next" w:hAnsi="Avenir Next" w:cs="Avenir Next" w:eastAsia="Avenir Next"/>
           <w:color w:val="5A5F66"/>
-          <w:sz w:val="17"/>
+          <w:sz w:val="22"/>
           <w:szCs w:val="17"/>
         </w:rPr>
         <w:t xml:space="preserve">Maryland Standard 6.G.A.4   ·   Learning target — I can find the lateral area of a pyramid, which covers only its slanted faces.</w:t>
@@ -1889,6 +1895,7 @@
           </w:tcPr>
           <w:p>
             <w:pPr>
+              <w:pStyle w:val="Heading2"/>
               <w:spacing w:before="0" w:after="0" w:line="240" w:lineRule="auto"/>
             </w:pPr>
             <w:r>
@@ -1916,54 +1923,54 @@
                 <w:rFonts w:ascii="Avenir Next" w:hAnsi="Avenir Next" w:cs="Avenir Next" w:eastAsia="Avenir Next"/>
                 <w:b/>
                 <w:color w:val="003A70"/>
+                <w:sz w:val="22"/>
+                <w:szCs w:val="18"/>
+              </w:rPr>
+              <w:t xml:space="preserve">•</w:t>
+            </w:r>
+            <w:r>
+              <w:rPr>
+                <w:rFonts w:ascii="Avenir Next" w:hAnsi="Avenir Next" w:cs="Avenir Next" w:eastAsia="Avenir Next"/>
+                <w:color w:val="1A1A1A"/>
                 <w:sz w:val="18"/>
                 <w:szCs w:val="18"/>
               </w:rPr>
-              <w:t xml:space="preserve">•</w:t>
-            </w:r>
-            <w:r>
-              <w:rPr>
-                <w:rFonts w:ascii="Avenir Next" w:hAnsi="Avenir Next" w:cs="Avenir Next" w:eastAsia="Avenir Next"/>
-                <w:color w:val="1A1A1A"/>
-                <w:sz w:val="18"/>
+              <w:tab/>
+            </w:r>
+            <w:r>
+              <w:rPr>
+                <w:rFonts w:ascii="Avenir Next" w:hAnsi="Avenir Next" w:cs="Avenir Next" w:eastAsia="Avenir Next"/>
+                <w:b/>
+                <w:color w:val="1A1A1A"/>
+                <w:sz w:val="22"/>
                 <w:szCs w:val="18"/>
               </w:rPr>
-              <w:tab/>
-            </w:r>
-            <w:r>
-              <w:rPr>
-                <w:rFonts w:ascii="Avenir Next" w:hAnsi="Avenir Next" w:cs="Avenir Next" w:eastAsia="Avenir Next"/>
-                <w:b/>
-                <w:color w:val="1A1A1A"/>
-                <w:sz w:val="18"/>
+              <w:t xml:space="preserve">Lateral area</w:t>
+            </w:r>
+            <w:r>
+              <w:rPr>
+                <w:rFonts w:ascii="Avenir Next" w:hAnsi="Avenir Next" w:cs="Avenir Next" w:eastAsia="Avenir Next"/>
+                <w:color w:val="1A1A1A"/>
+                <w:sz w:val="22"/>
                 <w:szCs w:val="18"/>
               </w:rPr>
-              <w:t xml:space="preserve">Lateral area</w:t>
-            </w:r>
-            <w:r>
-              <w:rPr>
-                <w:rFonts w:ascii="Avenir Next" w:hAnsi="Avenir Next" w:cs="Avenir Next" w:eastAsia="Avenir Next"/>
-                <w:color w:val="1A1A1A"/>
-                <w:sz w:val="18"/>
+              <w:t xml:space="preserve"> is the area of the slanted faces only. Do </w:t>
+            </w:r>
+            <w:r>
+              <w:rPr>
+                <w:rFonts w:ascii="Avenir Next" w:hAnsi="Avenir Next" w:cs="Avenir Next" w:eastAsia="Avenir Next"/>
+                <w:b/>
+                <w:color w:val="1A1A1A"/>
+                <w:sz w:val="22"/>
                 <w:szCs w:val="18"/>
               </w:rPr>
-              <w:t xml:space="preserve"> is the area of the slanted faces only. Do </w:t>
-            </w:r>
-            <w:r>
-              <w:rPr>
-                <w:rFonts w:ascii="Avenir Next" w:hAnsi="Avenir Next" w:cs="Avenir Next" w:eastAsia="Avenir Next"/>
-                <w:b/>
-                <w:color w:val="1A1A1A"/>
-                <w:sz w:val="18"/>
-                <w:szCs w:val="18"/>
-              </w:rPr>
               <w:t xml:space="preserve">not</w:t>
             </w:r>
             <w:r>
               <w:rPr>
                 <w:rFonts w:ascii="Avenir Next" w:hAnsi="Avenir Next" w:cs="Avenir Next" w:eastAsia="Avenir Next"/>
                 <w:color w:val="1A1A1A"/>
-                <w:sz w:val="18"/>
+                <w:sz w:val="22"/>
                 <w:szCs w:val="18"/>
               </w:rPr>
               <w:t xml:space="preserve"> include the base.</w:t>
@@ -1982,25 +1989,25 @@
                 <w:rFonts w:ascii="Avenir Next" w:hAnsi="Avenir Next" w:cs="Avenir Next" w:eastAsia="Avenir Next"/>
                 <w:b/>
                 <w:color w:val="003A70"/>
+                <w:sz w:val="22"/>
+                <w:szCs w:val="18"/>
+              </w:rPr>
+              <w:t xml:space="preserve">•</w:t>
+            </w:r>
+            <w:r>
+              <w:rPr>
+                <w:rFonts w:ascii="Avenir Next" w:hAnsi="Avenir Next" w:cs="Avenir Next" w:eastAsia="Avenir Next"/>
+                <w:color w:val="1A1A1A"/>
                 <w:sz w:val="18"/>
                 <w:szCs w:val="18"/>
               </w:rPr>
-              <w:t xml:space="preserve">•</w:t>
-            </w:r>
-            <w:r>
-              <w:rPr>
-                <w:rFonts w:ascii="Avenir Next" w:hAnsi="Avenir Next" w:cs="Avenir Next" w:eastAsia="Avenir Next"/>
-                <w:color w:val="1A1A1A"/>
-                <w:sz w:val="18"/>
-                <w:szCs w:val="18"/>
-              </w:rPr>
               <w:tab/>
             </w:r>
             <w:r>
               <w:rPr>
                 <w:rFonts w:ascii="Avenir Next" w:hAnsi="Avenir Next" w:cs="Avenir Next" w:eastAsia="Avenir Next"/>
                 <w:color w:val="1A1A1A"/>
-                <w:sz w:val="18"/>
+                <w:sz w:val="22"/>
                 <w:szCs w:val="18"/>
               </w:rPr>
               <w:t xml:space="preserve">Lateral area = surface area − base area.</w:t>
@@ -2015,6 +2022,7 @@
           </w:tcPr>
           <w:p>
             <w:pPr>
+              <w:pStyle w:val="Heading2"/>
               <w:spacing w:before="0" w:after="0" w:line="240" w:lineRule="auto"/>
             </w:pPr>
             <w:r>
@@ -2037,7 +2045,7 @@
               <w:rPr>
                 <w:rFonts w:ascii="Avenir Next" w:hAnsi="Avenir Next" w:cs="Avenir Next" w:eastAsia="Avenir Next"/>
                 <w:color w:val="1A1A1A"/>
-                <w:sz w:val="17"/>
+                <w:sz w:val="22"/>
                 <w:szCs w:val="17"/>
               </w:rPr>
               <w:t xml:space="preserve">Square pyramid: base 10 m, slant height 13 m. Find the lateral area.</w:t>
@@ -2056,25 +2064,25 @@
                 <w:rFonts w:ascii="Avenir Next" w:hAnsi="Avenir Next" w:cs="Avenir Next" w:eastAsia="Avenir Next"/>
                 <w:b/>
                 <w:color w:val="003A70"/>
+                <w:sz w:val="22"/>
+                <w:szCs w:val="17"/>
+              </w:rPr>
+              <w:t xml:space="preserve">Step 1</w:t>
+            </w:r>
+            <w:r>
+              <w:rPr>
+                <w:rFonts w:ascii="Avenir Next" w:hAnsi="Avenir Next" w:cs="Avenir Next" w:eastAsia="Avenir Next"/>
+                <w:color w:val="1A1A1A"/>
                 <w:sz w:val="17"/>
                 <w:szCs w:val="17"/>
               </w:rPr>
-              <w:t xml:space="preserve">Step 1</w:t>
-            </w:r>
-            <w:r>
-              <w:rPr>
-                <w:rFonts w:ascii="Avenir Next" w:hAnsi="Avenir Next" w:cs="Avenir Next" w:eastAsia="Avenir Next"/>
-                <w:color w:val="1A1A1A"/>
-                <w:sz w:val="17"/>
-                <w:szCs w:val="17"/>
-              </w:rPr>
               <w:tab/>
             </w:r>
             <w:r>
               <w:rPr>
                 <w:rFonts w:ascii="Avenir Next" w:hAnsi="Avenir Next" w:cs="Avenir Next" w:eastAsia="Avenir Next"/>
                 <w:color w:val="1A1A1A"/>
-                <w:sz w:val="17"/>
+                <w:sz w:val="22"/>
                 <w:szCs w:val="17"/>
               </w:rPr>
               <w:t xml:space="preserve">One face: ½ × 10 × 13 = 65</w:t>
@@ -2093,25 +2101,25 @@
                 <w:rFonts w:ascii="Avenir Next" w:hAnsi="Avenir Next" w:cs="Avenir Next" w:eastAsia="Avenir Next"/>
                 <w:b/>
                 <w:color w:val="003A70"/>
+                <w:sz w:val="22"/>
+                <w:szCs w:val="17"/>
+              </w:rPr>
+              <w:t xml:space="preserve">Step 2</w:t>
+            </w:r>
+            <w:r>
+              <w:rPr>
+                <w:rFonts w:ascii="Avenir Next" w:hAnsi="Avenir Next" w:cs="Avenir Next" w:eastAsia="Avenir Next"/>
+                <w:color w:val="1A1A1A"/>
                 <w:sz w:val="17"/>
                 <w:szCs w:val="17"/>
               </w:rPr>
-              <w:t xml:space="preserve">Step 2</w:t>
-            </w:r>
-            <w:r>
-              <w:rPr>
-                <w:rFonts w:ascii="Avenir Next" w:hAnsi="Avenir Next" w:cs="Avenir Next" w:eastAsia="Avenir Next"/>
-                <w:color w:val="1A1A1A"/>
-                <w:sz w:val="17"/>
-                <w:szCs w:val="17"/>
-              </w:rPr>
               <w:tab/>
             </w:r>
             <w:r>
               <w:rPr>
                 <w:rFonts w:ascii="Avenir Next" w:hAnsi="Avenir Next" w:cs="Avenir Next" w:eastAsia="Avenir Next"/>
                 <w:color w:val="1A1A1A"/>
-                <w:sz w:val="17"/>
+                <w:sz w:val="22"/>
                 <w:szCs w:val="17"/>
               </w:rPr>
               <w:t xml:space="preserve">Four faces: 4 × 65 = 260</w:t>
@@ -2130,18 +2138,18 @@
                 <w:rFonts w:ascii="Avenir Next" w:hAnsi="Avenir Next" w:cs="Avenir Next" w:eastAsia="Avenir Next"/>
                 <w:b/>
                 <w:color w:val="1A1A1A"/>
+                <w:sz w:val="22"/>
+                <w:szCs w:val="17"/>
+              </w:rPr>
+              <w:t xml:space="preserve">Answer</w:t>
+            </w:r>
+            <w:r>
+              <w:rPr>
+                <w:rFonts w:ascii="Avenir Next" w:hAnsi="Avenir Next" w:cs="Avenir Next" w:eastAsia="Avenir Next"/>
+                <w:color w:val="1A1A1A"/>
                 <w:sz w:val="17"/>
                 <w:szCs w:val="17"/>
               </w:rPr>
-              <w:t xml:space="preserve">Answer</w:t>
-            </w:r>
-            <w:r>
-              <w:rPr>
-                <w:rFonts w:ascii="Avenir Next" w:hAnsi="Avenir Next" w:cs="Avenir Next" w:eastAsia="Avenir Next"/>
-                <w:color w:val="1A1A1A"/>
-                <w:sz w:val="17"/>
-                <w:szCs w:val="17"/>
-              </w:rPr>
               <w:tab/>
             </w:r>
             <w:r>
@@ -2149,7 +2157,7 @@
                 <w:rFonts w:ascii="Avenir Next" w:hAnsi="Avenir Next" w:cs="Avenir Next" w:eastAsia="Avenir Next"/>
                 <w:b/>
                 <w:color w:val="1A1A1A"/>
-                <w:sz w:val="17"/>
+                <w:sz w:val="22"/>
                 <w:szCs w:val="17"/>
               </w:rPr>
               <w:t xml:space="preserve">260 m²</w:t>
@@ -2160,6 +2168,7 @@
     </w:tbl>
     <w:p>
       <w:pPr>
+        <w:pStyle w:val="Heading2"/>
         <w:keepNext/>
         <w:pBdr>
           <w:bottom w:val="single" w:sz="8" w:space="3" w:color="003A70"/>
@@ -2175,7 +2184,7 @@
           <w:b/>
           <w:color w:val="003A70"/>
           <w:spacing w:val="14"/>
-          <w:sz w:val="19"/>
+          <w:sz w:val="22"/>
           <w:szCs w:val="19"/>
         </w:rPr>
         <w:t xml:space="preserve">PRACTICE</w:t>
@@ -2194,7 +2203,7 @@
           <w:rFonts w:ascii="Avenir Next" w:hAnsi="Avenir Next" w:cs="Avenir Next" w:eastAsia="Avenir Next"/>
           <w:i/>
           <w:color w:val="5A5F66"/>
-          <w:sz w:val="17"/>
+          <w:sz w:val="22"/>
           <w:szCs w:val="17"/>
         </w:rPr>
         <w:t xml:space="preserve">show your work · label units</w:t>
@@ -2253,25 +2262,25 @@
                 <w:rFonts w:ascii="Avenir Next" w:hAnsi="Avenir Next" w:cs="Avenir Next" w:eastAsia="Avenir Next"/>
                 <w:b/>
                 <w:color w:val="1A1A1A"/>
+                <w:sz w:val="22"/>
+                <w:szCs w:val="20"/>
+              </w:rPr>
+              <w:t xml:space="preserve">1.</w:t>
+            </w:r>
+            <w:r>
+              <w:rPr>
+                <w:rFonts w:ascii="Avenir Next" w:hAnsi="Avenir Next" w:cs="Avenir Next" w:eastAsia="Avenir Next"/>
+                <w:color w:val="1A1A1A"/>
                 <w:sz w:val="20"/>
                 <w:szCs w:val="20"/>
               </w:rPr>
-              <w:t xml:space="preserve">1.</w:t>
-            </w:r>
-            <w:r>
-              <w:rPr>
-                <w:rFonts w:ascii="Avenir Next" w:hAnsi="Avenir Next" w:cs="Avenir Next" w:eastAsia="Avenir Next"/>
-                <w:color w:val="1A1A1A"/>
-                <w:sz w:val="20"/>
-                <w:szCs w:val="20"/>
-              </w:rPr>
               <w:tab/>
             </w:r>
             <w:r>
               <w:rPr>
                 <w:rFonts w:ascii="Avenir Next" w:hAnsi="Avenir Next" w:cs="Avenir Next" w:eastAsia="Avenir Next"/>
                 <w:color w:val="1A1A1A"/>
-                <w:sz w:val="20"/>
+                <w:sz w:val="22"/>
                 <w:szCs w:val="20"/>
               </w:rPr>
               <w:t xml:space="preserve">Find the lateral area of the square pyramid.</w:t>
@@ -2348,25 +2357,25 @@
                 <w:rFonts w:ascii="Avenir Next" w:hAnsi="Avenir Next" w:cs="Avenir Next" w:eastAsia="Avenir Next"/>
                 <w:b/>
                 <w:color w:val="1A1A1A"/>
+                <w:sz w:val="22"/>
+                <w:szCs w:val="18"/>
+              </w:rPr>
+              <w:t xml:space="preserve">Answer</w:t>
+            </w:r>
+            <w:r>
+              <w:rPr>
+                <w:rFonts w:ascii="Avenir Next" w:hAnsi="Avenir Next" w:cs="Avenir Next" w:eastAsia="Avenir Next"/>
+                <w:color w:val="1A1A1A"/>
                 <w:sz w:val="18"/>
                 <w:szCs w:val="18"/>
               </w:rPr>
-              <w:t xml:space="preserve">Answer</w:t>
-            </w:r>
-            <w:r>
-              <w:rPr>
-                <w:rFonts w:ascii="Avenir Next" w:hAnsi="Avenir Next" w:cs="Avenir Next" w:eastAsia="Avenir Next"/>
-                <w:color w:val="1A1A1A"/>
-                <w:sz w:val="18"/>
-                <w:szCs w:val="18"/>
-              </w:rPr>
               <w:tab/>
             </w:r>
             <w:r>
               <w:rPr>
                 <w:rFonts w:ascii="Avenir Next" w:hAnsi="Avenir Next" w:cs="Avenir Next" w:eastAsia="Avenir Next"/>
                 <w:color w:val="1A1A1A"/>
-                <w:sz w:val="18"/>
+                <w:sz w:val="22"/>
                 <w:szCs w:val="18"/>
               </w:rPr>
               <w:t xml:space="preserve">  ft²</w:t>
@@ -2390,7 +2399,7 @@
               <w:drawing>
                 <wp:inline distT="0" distB="0" distL="0" distR="0">
                   <wp:extent cx="1554480" cy="1142307"/>
-                  <wp:docPr id="3" name="Figure 3"/>
+                  <wp:docPr id="3" name="Figure 3" descr="Square pyramid. Base edge 8 ft; slant height 6 ft."/>
                   <a:graphic xmlns:a="http://schemas.openxmlformats.org/drawingml/2006/main">
                     <a:graphicData uri="http://schemas.openxmlformats.org/drawingml/2006/picture">
                       <pic:pic xmlns:pic="http://schemas.openxmlformats.org/drawingml/2006/picture">
@@ -2442,25 +2451,25 @@
           <w:rFonts w:ascii="Avenir Next" w:hAnsi="Avenir Next" w:cs="Avenir Next" w:eastAsia="Avenir Next"/>
           <w:b/>
           <w:color w:val="1A1A1A"/>
+          <w:sz w:val="22"/>
+          <w:szCs w:val="20"/>
+        </w:rPr>
+        <w:t xml:space="preserve">2.</w:t>
+      </w:r>
+      <w:r>
+        <w:rPr>
+          <w:rFonts w:ascii="Avenir Next" w:hAnsi="Avenir Next" w:cs="Avenir Next" w:eastAsia="Avenir Next"/>
+          <w:color w:val="1A1A1A"/>
           <w:sz w:val="20"/>
           <w:szCs w:val="20"/>
         </w:rPr>
-        <w:t xml:space="preserve">2.</w:t>
-      </w:r>
-      <w:r>
-        <w:rPr>
-          <w:rFonts w:ascii="Avenir Next" w:hAnsi="Avenir Next" w:cs="Avenir Next" w:eastAsia="Avenir Next"/>
-          <w:color w:val="1A1A1A"/>
-          <w:sz w:val="20"/>
-          <w:szCs w:val="20"/>
-        </w:rPr>
         <w:tab/>
       </w:r>
       <w:r>
         <w:rPr>
           <w:rFonts w:ascii="Avenir Next" w:hAnsi="Avenir Next" w:cs="Avenir Next" w:eastAsia="Avenir Next"/>
           <w:color w:val="1A1A1A"/>
-          <w:sz w:val="20"/>
+          <w:sz w:val="22"/>
           <w:szCs w:val="20"/>
         </w:rPr>
         <w:t xml:space="preserve">Find each lateral area.</w:t>
@@ -2515,10 +2524,28 @@
                 <w:rFonts w:ascii="Avenir Next" w:hAnsi="Avenir Next" w:cs="Avenir Next" w:eastAsia="Avenir Next"/>
                 <w:b/>
                 <w:color w:val="003A70"/>
+                <w:sz w:val="22"/>
+                <w:szCs w:val="20"/>
+              </w:rPr>
+              <w:t xml:space="preserve">a.</w:t>
+            </w:r>
+            <w:r>
+              <w:rPr>
+                <w:rFonts w:ascii="Avenir Next" w:hAnsi="Avenir Next" w:cs="Avenir Next" w:eastAsia="Avenir Next"/>
+                <w:color w:val="1A1A1A"/>
                 <w:sz w:val="20"/>
                 <w:szCs w:val="20"/>
               </w:rPr>
-              <w:t xml:space="preserve">a.</w:t>
+              <w:tab/>
+            </w:r>
+            <w:r>
+              <w:rPr>
+                <w:rFonts w:ascii="Avenir Next" w:hAnsi="Avenir Next" w:cs="Avenir Next" w:eastAsia="Avenir Next"/>
+                <w:color w:val="1A1A1A"/>
+                <w:sz w:val="22"/>
+                <w:szCs w:val="20"/>
+              </w:rPr>
+              <w:t xml:space="preserve">SA = 200 in², base = 64 in²</w:t>
             </w:r>
             <w:r>
               <w:rPr>
@@ -2527,7 +2554,7 @@
                 <w:sz w:val="20"/>
                 <w:szCs w:val="20"/>
               </w:rPr>
-              <w:tab/>
+              <w:t xml:space="preserve">  </w:t>
             </w:r>
             <w:r>
               <w:rPr>
@@ -2535,24 +2562,6 @@
                 <w:color w:val="1A1A1A"/>
                 <w:sz w:val="20"/>
                 <w:szCs w:val="20"/>
-              </w:rPr>
-              <w:t xml:space="preserve">SA = 200 in², base = 64 in²</w:t>
-            </w:r>
-            <w:r>
-              <w:rPr>
-                <w:rFonts w:ascii="Avenir Next" w:hAnsi="Avenir Next" w:cs="Avenir Next" w:eastAsia="Avenir Next"/>
-                <w:color w:val="1A1A1A"/>
-                <w:sz w:val="20"/>
-                <w:szCs w:val="20"/>
-              </w:rPr>
-              <w:t xml:space="preserve">  </w:t>
-            </w:r>
-            <w:r>
-              <w:rPr>
-                <w:rFonts w:ascii="Avenir Next" w:hAnsi="Avenir Next" w:cs="Avenir Next" w:eastAsia="Avenir Next"/>
-                <w:color w:val="1A1A1A"/>
-                <w:sz w:val="20"/>
-                <w:szCs w:val="20"/>
                 <w:u w:val="single"/>
               </w:rPr>
               <w:t xml:space="preserve">              </w:t>
@@ -2561,7 +2570,7 @@
               <w:rPr>
                 <w:rFonts w:ascii="Avenir Next" w:hAnsi="Avenir Next" w:cs="Avenir Next" w:eastAsia="Avenir Next"/>
                 <w:color w:val="1A1A1A"/>
-                <w:sz w:val="20"/>
+                <w:sz w:val="22"/>
                 <w:szCs w:val="20"/>
               </w:rPr>
               <w:t xml:space="preserve"> in²</w:t>
@@ -2586,10 +2595,28 @@
                 <w:rFonts w:ascii="Avenir Next" w:hAnsi="Avenir Next" w:cs="Avenir Next" w:eastAsia="Avenir Next"/>
                 <w:b/>
                 <w:color w:val="003A70"/>
+                <w:sz w:val="22"/>
+                <w:szCs w:val="20"/>
+              </w:rPr>
+              <w:t xml:space="preserve">b.</w:t>
+            </w:r>
+            <w:r>
+              <w:rPr>
+                <w:rFonts w:ascii="Avenir Next" w:hAnsi="Avenir Next" w:cs="Avenir Next" w:eastAsia="Avenir Next"/>
+                <w:color w:val="1A1A1A"/>
                 <w:sz w:val="20"/>
                 <w:szCs w:val="20"/>
               </w:rPr>
-              <w:t xml:space="preserve">b.</w:t>
+              <w:tab/>
+            </w:r>
+            <w:r>
+              <w:rPr>
+                <w:rFonts w:ascii="Avenir Next" w:hAnsi="Avenir Next" w:cs="Avenir Next" w:eastAsia="Avenir Next"/>
+                <w:color w:val="1A1A1A"/>
+                <w:sz w:val="22"/>
+                <w:szCs w:val="20"/>
+              </w:rPr>
+              <w:t xml:space="preserve">4 faces, each 18 cm²</w:t>
             </w:r>
             <w:r>
               <w:rPr>
@@ -2598,7 +2625,7 @@
                 <w:sz w:val="20"/>
                 <w:szCs w:val="20"/>
               </w:rPr>
-              <w:tab/>
+              <w:t xml:space="preserve">  </w:t>
             </w:r>
             <w:r>
               <w:rPr>
@@ -2606,24 +2633,6 @@
                 <w:color w:val="1A1A1A"/>
                 <w:sz w:val="20"/>
                 <w:szCs w:val="20"/>
-              </w:rPr>
-              <w:t xml:space="preserve">4 faces, each 18 cm²</w:t>
-            </w:r>
-            <w:r>
-              <w:rPr>
-                <w:rFonts w:ascii="Avenir Next" w:hAnsi="Avenir Next" w:cs="Avenir Next" w:eastAsia="Avenir Next"/>
-                <w:color w:val="1A1A1A"/>
-                <w:sz w:val="20"/>
-                <w:szCs w:val="20"/>
-              </w:rPr>
-              <w:t xml:space="preserve">  </w:t>
-            </w:r>
-            <w:r>
-              <w:rPr>
-                <w:rFonts w:ascii="Avenir Next" w:hAnsi="Avenir Next" w:cs="Avenir Next" w:eastAsia="Avenir Next"/>
-                <w:color w:val="1A1A1A"/>
-                <w:sz w:val="20"/>
-                <w:szCs w:val="20"/>
                 <w:u w:val="single"/>
               </w:rPr>
               <w:t xml:space="preserve">              </w:t>
@@ -2632,7 +2641,7 @@
               <w:rPr>
                 <w:rFonts w:ascii="Avenir Next" w:hAnsi="Avenir Next" w:cs="Avenir Next" w:eastAsia="Avenir Next"/>
                 <w:color w:val="1A1A1A"/>
-                <w:sz w:val="20"/>
+                <w:sz w:val="22"/>
                 <w:szCs w:val="20"/>
               </w:rPr>
               <w:t xml:space="preserve"> cm²</w:t>
@@ -2663,10 +2672,28 @@
                 <w:rFonts w:ascii="Avenir Next" w:hAnsi="Avenir Next" w:cs="Avenir Next" w:eastAsia="Avenir Next"/>
                 <w:b/>
                 <w:color w:val="003A70"/>
+                <w:sz w:val="22"/>
+                <w:szCs w:val="20"/>
+              </w:rPr>
+              <w:t xml:space="preserve">c.</w:t>
+            </w:r>
+            <w:r>
+              <w:rPr>
+                <w:rFonts w:ascii="Avenir Next" w:hAnsi="Avenir Next" w:cs="Avenir Next" w:eastAsia="Avenir Next"/>
+                <w:color w:val="1A1A1A"/>
                 <w:sz w:val="20"/>
                 <w:szCs w:val="20"/>
               </w:rPr>
-              <w:t xml:space="preserve">c.</w:t>
+              <w:tab/>
+            </w:r>
+            <w:r>
+              <w:rPr>
+                <w:rFonts w:ascii="Avenir Next" w:hAnsi="Avenir Next" w:cs="Avenir Next" w:eastAsia="Avenir Next"/>
+                <w:color w:val="1A1A1A"/>
+                <w:sz w:val="22"/>
+                <w:szCs w:val="20"/>
+              </w:rPr>
+              <w:t xml:space="preserve">square base, side 6 m; slant height 10 m</w:t>
             </w:r>
             <w:r>
               <w:rPr>
@@ -2675,7 +2702,7 @@
                 <w:sz w:val="20"/>
                 <w:szCs w:val="20"/>
               </w:rPr>
-              <w:tab/>
+              <w:t xml:space="preserve">  </w:t>
             </w:r>
             <w:r>
               <w:rPr>
@@ -2683,24 +2710,6 @@
                 <w:color w:val="1A1A1A"/>
                 <w:sz w:val="20"/>
                 <w:szCs w:val="20"/>
-              </w:rPr>
-              <w:t xml:space="preserve">square base, side 6 m; slant height 10 m</w:t>
-            </w:r>
-            <w:r>
-              <w:rPr>
-                <w:rFonts w:ascii="Avenir Next" w:hAnsi="Avenir Next" w:cs="Avenir Next" w:eastAsia="Avenir Next"/>
-                <w:color w:val="1A1A1A"/>
-                <w:sz w:val="20"/>
-                <w:szCs w:val="20"/>
-              </w:rPr>
-              <w:t xml:space="preserve">  </w:t>
-            </w:r>
-            <w:r>
-              <w:rPr>
-                <w:rFonts w:ascii="Avenir Next" w:hAnsi="Avenir Next" w:cs="Avenir Next" w:eastAsia="Avenir Next"/>
-                <w:color w:val="1A1A1A"/>
-                <w:sz w:val="20"/>
-                <w:szCs w:val="20"/>
                 <w:u w:val="single"/>
               </w:rPr>
               <w:t xml:space="preserve">              </w:t>
@@ -2709,7 +2718,7 @@
               <w:rPr>
                 <w:rFonts w:ascii="Avenir Next" w:hAnsi="Avenir Next" w:cs="Avenir Next" w:eastAsia="Avenir Next"/>
                 <w:color w:val="1A1A1A"/>
-                <w:sz w:val="20"/>
+                <w:sz w:val="22"/>
                 <w:szCs w:val="20"/>
               </w:rPr>
               <w:t xml:space="preserve"> m²</w:t>
@@ -2734,10 +2743,28 @@
                 <w:rFonts w:ascii="Avenir Next" w:hAnsi="Avenir Next" w:cs="Avenir Next" w:eastAsia="Avenir Next"/>
                 <w:b/>
                 <w:color w:val="003A70"/>
+                <w:sz w:val="22"/>
+                <w:szCs w:val="20"/>
+              </w:rPr>
+              <w:t xml:space="preserve">d.</w:t>
+            </w:r>
+            <w:r>
+              <w:rPr>
+                <w:rFonts w:ascii="Avenir Next" w:hAnsi="Avenir Next" w:cs="Avenir Next" w:eastAsia="Avenir Next"/>
+                <w:color w:val="1A1A1A"/>
                 <w:sz w:val="20"/>
                 <w:szCs w:val="20"/>
               </w:rPr>
-              <w:t xml:space="preserve">d.</w:t>
+              <w:tab/>
+            </w:r>
+            <w:r>
+              <w:rPr>
+                <w:rFonts w:ascii="Avenir Next" w:hAnsi="Avenir Next" w:cs="Avenir Next" w:eastAsia="Avenir Next"/>
+                <w:color w:val="1A1A1A"/>
+                <w:sz w:val="22"/>
+                <w:szCs w:val="20"/>
+              </w:rPr>
+              <w:t xml:space="preserve">square base, side 3 ft; slant height 4 ft</w:t>
             </w:r>
             <w:r>
               <w:rPr>
@@ -2746,7 +2773,7 @@
                 <w:sz w:val="20"/>
                 <w:szCs w:val="20"/>
               </w:rPr>
-              <w:tab/>
+              <w:t xml:space="preserve">  </w:t>
             </w:r>
             <w:r>
               <w:rPr>
@@ -2754,24 +2781,6 @@
                 <w:color w:val="1A1A1A"/>
                 <w:sz w:val="20"/>
                 <w:szCs w:val="20"/>
-              </w:rPr>
-              <w:t xml:space="preserve">square base, side 3 ft; slant height 4 ft</w:t>
-            </w:r>
-            <w:r>
-              <w:rPr>
-                <w:rFonts w:ascii="Avenir Next" w:hAnsi="Avenir Next" w:cs="Avenir Next" w:eastAsia="Avenir Next"/>
-                <w:color w:val="1A1A1A"/>
-                <w:sz w:val="20"/>
-                <w:szCs w:val="20"/>
-              </w:rPr>
-              <w:t xml:space="preserve">  </w:t>
-            </w:r>
-            <w:r>
-              <w:rPr>
-                <w:rFonts w:ascii="Avenir Next" w:hAnsi="Avenir Next" w:cs="Avenir Next" w:eastAsia="Avenir Next"/>
-                <w:color w:val="1A1A1A"/>
-                <w:sz w:val="20"/>
-                <w:szCs w:val="20"/>
                 <w:u w:val="single"/>
               </w:rPr>
               <w:t xml:space="preserve">              </w:t>
@@ -2780,7 +2789,7 @@
               <w:rPr>
                 <w:rFonts w:ascii="Avenir Next" w:hAnsi="Avenir Next" w:cs="Avenir Next" w:eastAsia="Avenir Next"/>
                 <w:color w:val="1A1A1A"/>
-                <w:sz w:val="20"/>
+                <w:sz w:val="22"/>
                 <w:szCs w:val="20"/>
               </w:rPr>
               <w:t xml:space="preserve"> ft²</w:t>
@@ -2808,18 +2817,18 @@
           <w:rFonts w:ascii="Avenir Next" w:hAnsi="Avenir Next" w:cs="Avenir Next" w:eastAsia="Avenir Next"/>
           <w:b/>
           <w:color w:val="1A1A1A"/>
+          <w:sz w:val="22"/>
+          <w:szCs w:val="20"/>
+        </w:rPr>
+        <w:t xml:space="preserve">3.</w:t>
+      </w:r>
+      <w:r>
+        <w:rPr>
+          <w:rFonts w:ascii="Avenir Next" w:hAnsi="Avenir Next" w:cs="Avenir Next" w:eastAsia="Avenir Next"/>
+          <w:color w:val="1A1A1A"/>
           <w:sz w:val="20"/>
           <w:szCs w:val="20"/>
         </w:rPr>
-        <w:t xml:space="preserve">3.</w:t>
-      </w:r>
-      <w:r>
-        <w:rPr>
-          <w:rFonts w:ascii="Avenir Next" w:hAnsi="Avenir Next" w:cs="Avenir Next" w:eastAsia="Avenir Next"/>
-          <w:color w:val="1A1A1A"/>
-          <w:sz w:val="20"/>
-          <w:szCs w:val="20"/>
-        </w:rPr>
         <w:tab/>
       </w:r>
       <w:r>
@@ -2827,7 +2836,7 @@
           <w:rFonts w:ascii="Avenir Next" w:hAnsi="Avenir Next" w:cs="Avenir Next" w:eastAsia="Avenir Next"/>
           <w:b/>
           <w:color w:val="1A1A1A"/>
-          <w:sz w:val="20"/>
+          <w:sz w:val="22"/>
           <w:szCs w:val="20"/>
         </w:rPr>
         <w:t xml:space="preserve">Tower Roof.  </w:t>
@@ -2836,7 +2845,7 @@
         <w:rPr>
           <w:rFonts w:ascii="Avenir Next" w:hAnsi="Avenir Next" w:cs="Avenir Next" w:eastAsia="Avenir Next"/>
           <w:color w:val="1A1A1A"/>
-          <w:sz w:val="20"/>
+          <w:sz w:val="22"/>
           <w:szCs w:val="20"/>
         </w:rPr>
         <w:t xml:space="preserve">A roof is a square pyramid with a base 14 ft on each side and a slant height of 10 ft. Shingles cover only the slanted faces. One bundle covers 35 ft². How many bundles are needed?</w:t>
@@ -2855,25 +2864,25 @@
           <w:rFonts w:ascii="Avenir Next" w:hAnsi="Avenir Next" w:cs="Avenir Next" w:eastAsia="Avenir Next"/>
           <w:b/>
           <w:color w:val="1A1A1A"/>
+          <w:sz w:val="22"/>
+          <w:szCs w:val="18"/>
+        </w:rPr>
+        <w:t xml:space="preserve">Answer</w:t>
+      </w:r>
+      <w:r>
+        <w:rPr>
+          <w:rFonts w:ascii="Avenir Next" w:hAnsi="Avenir Next" w:cs="Avenir Next" w:eastAsia="Avenir Next"/>
+          <w:color w:val="1A1A1A"/>
           <w:sz w:val="18"/>
           <w:szCs w:val="18"/>
         </w:rPr>
-        <w:t xml:space="preserve">Answer</w:t>
-      </w:r>
-      <w:r>
-        <w:rPr>
-          <w:rFonts w:ascii="Avenir Next" w:hAnsi="Avenir Next" w:cs="Avenir Next" w:eastAsia="Avenir Next"/>
-          <w:color w:val="1A1A1A"/>
-          <w:sz w:val="18"/>
-          <w:szCs w:val="18"/>
-        </w:rPr>
         <w:tab/>
       </w:r>
       <w:r>
         <w:rPr>
           <w:rFonts w:ascii="Avenir Next" w:hAnsi="Avenir Next" w:cs="Avenir Next" w:eastAsia="Avenir Next"/>
           <w:color w:val="1A1A1A"/>
-          <w:sz w:val="18"/>
+          <w:sz w:val="22"/>
           <w:szCs w:val="18"/>
         </w:rPr>
         <w:t xml:space="preserve">  bundles</w:t>
@@ -2898,18 +2907,18 @@
           <w:rFonts w:ascii="Avenir Next" w:hAnsi="Avenir Next" w:cs="Avenir Next" w:eastAsia="Avenir Next"/>
           <w:b/>
           <w:color w:val="1A1A1A"/>
+          <w:sz w:val="22"/>
+          <w:szCs w:val="20"/>
+        </w:rPr>
+        <w:t xml:space="preserve">4.</w:t>
+      </w:r>
+      <w:r>
+        <w:rPr>
+          <w:rFonts w:ascii="Avenir Next" w:hAnsi="Avenir Next" w:cs="Avenir Next" w:eastAsia="Avenir Next"/>
+          <w:color w:val="1A1A1A"/>
           <w:sz w:val="20"/>
           <w:szCs w:val="20"/>
         </w:rPr>
-        <w:t xml:space="preserve">4.</w:t>
-      </w:r>
-      <w:r>
-        <w:rPr>
-          <w:rFonts w:ascii="Avenir Next" w:hAnsi="Avenir Next" w:cs="Avenir Next" w:eastAsia="Avenir Next"/>
-          <w:color w:val="1A1A1A"/>
-          <w:sz w:val="20"/>
-          <w:szCs w:val="20"/>
-        </w:rPr>
         <w:tab/>
       </w:r>
       <w:r>
@@ -2917,7 +2926,7 @@
           <w:rFonts w:ascii="Avenir Next" w:hAnsi="Avenir Next" w:cs="Avenir Next" w:eastAsia="Avenir Next"/>
           <w:b/>
           <w:color w:val="1A1A1A"/>
-          <w:sz w:val="20"/>
+          <w:sz w:val="22"/>
           <w:szCs w:val="20"/>
         </w:rPr>
         <w:t xml:space="preserve">Lampshade.  </w:t>
@@ -2926,7 +2935,7 @@
         <w:rPr>
           <w:rFonts w:ascii="Avenir Next" w:hAnsi="Avenir Next" w:cs="Avenir Next" w:eastAsia="Avenir Next"/>
           <w:color w:val="1A1A1A"/>
-          <w:sz w:val="20"/>
+          <w:sz w:val="22"/>
           <w:szCs w:val="20"/>
         </w:rPr>
         <w:t xml:space="preserve">A lampshade is a square pyramid with no base. Its lateral area is 160 in² and each base edge is 8 in. What is its slant height?</w:t>
@@ -2945,25 +2954,25 @@
           <w:rFonts w:ascii="Avenir Next" w:hAnsi="Avenir Next" w:cs="Avenir Next" w:eastAsia="Avenir Next"/>
           <w:b/>
           <w:color w:val="1A1A1A"/>
+          <w:sz w:val="22"/>
+          <w:szCs w:val="18"/>
+        </w:rPr>
+        <w:t xml:space="preserve">Answer</w:t>
+      </w:r>
+      <w:r>
+        <w:rPr>
+          <w:rFonts w:ascii="Avenir Next" w:hAnsi="Avenir Next" w:cs="Avenir Next" w:eastAsia="Avenir Next"/>
+          <w:color w:val="1A1A1A"/>
           <w:sz w:val="18"/>
           <w:szCs w:val="18"/>
         </w:rPr>
-        <w:t xml:space="preserve">Answer</w:t>
-      </w:r>
-      <w:r>
-        <w:rPr>
-          <w:rFonts w:ascii="Avenir Next" w:hAnsi="Avenir Next" w:cs="Avenir Next" w:eastAsia="Avenir Next"/>
-          <w:color w:val="1A1A1A"/>
-          <w:sz w:val="18"/>
-          <w:szCs w:val="18"/>
-        </w:rPr>
         <w:tab/>
       </w:r>
       <w:r>
         <w:rPr>
           <w:rFonts w:ascii="Avenir Next" w:hAnsi="Avenir Next" w:cs="Avenir Next" w:eastAsia="Avenir Next"/>
           <w:color w:val="1A1A1A"/>
-          <w:sz w:val="18"/>
+          <w:sz w:val="22"/>
           <w:szCs w:val="18"/>
         </w:rPr>
         <w:t xml:space="preserve">  in</w:t>
@@ -2988,18 +2997,18 @@
           <w:rFonts w:ascii="Avenir Next" w:hAnsi="Avenir Next" w:cs="Avenir Next" w:eastAsia="Avenir Next"/>
           <w:b/>
           <w:color w:val="1A1A1A"/>
+          <w:sz w:val="22"/>
+          <w:szCs w:val="20"/>
+        </w:rPr>
+        <w:t xml:space="preserve">5.</w:t>
+      </w:r>
+      <w:r>
+        <w:rPr>
+          <w:rFonts w:ascii="Avenir Next" w:hAnsi="Avenir Next" w:cs="Avenir Next" w:eastAsia="Avenir Next"/>
+          <w:color w:val="1A1A1A"/>
           <w:sz w:val="20"/>
           <w:szCs w:val="20"/>
         </w:rPr>
-        <w:t xml:space="preserve">5.</w:t>
-      </w:r>
-      <w:r>
-        <w:rPr>
-          <w:rFonts w:ascii="Avenir Next" w:hAnsi="Avenir Next" w:cs="Avenir Next" w:eastAsia="Avenir Next"/>
-          <w:color w:val="1A1A1A"/>
-          <w:sz w:val="20"/>
-          <w:szCs w:val="20"/>
-        </w:rPr>
         <w:tab/>
       </w:r>
       <w:r>
@@ -3007,7 +3016,7 @@
           <w:rFonts w:ascii="Avenir Next" w:hAnsi="Avenir Next" w:cs="Avenir Next" w:eastAsia="Avenir Next"/>
           <w:b/>
           <w:color w:val="1A1A1A"/>
-          <w:sz w:val="20"/>
+          <w:sz w:val="22"/>
           <w:szCs w:val="20"/>
         </w:rPr>
         <w:t xml:space="preserve">Play Tent.  </w:t>
@@ -3016,7 +3025,7 @@
         <w:rPr>
           <w:rFonts w:ascii="Avenir Next" w:hAnsi="Avenir Next" w:cs="Avenir Next" w:eastAsia="Avenir Next"/>
           <w:color w:val="1A1A1A"/>
-          <w:sz w:val="20"/>
+          <w:sz w:val="22"/>
           <w:szCs w:val="20"/>
         </w:rPr>
         <w:t xml:space="preserve">A play tent is a square pyramid with a base 5 ft on each side and a slant height of 6 ft. It has no floor. Sasha says it needs 85 ft² of fabric. Is she right? Explain.</w:t>
@@ -3095,6 +3104,7 @@
     </w:p>
     <w:p>
       <w:pPr>
+        <w:pStyle w:val="Heading2"/>
         <w:keepNext/>
         <w:pBdr>
           <w:bottom w:val="single" w:sz="8" w:space="3" w:color="003A70"/>
@@ -3110,7 +3120,7 @@
           <w:b/>
           <w:color w:val="003A70"/>
           <w:spacing w:val="14"/>
-          <w:sz w:val="19"/>
+          <w:sz w:val="22"/>
           <w:szCs w:val="19"/>
         </w:rPr>
         <w:t xml:space="preserve">TEST PRACTICE</w:t>
@@ -3129,7 +3139,7 @@
           <w:rFonts w:ascii="Avenir Next" w:hAnsi="Avenir Next" w:cs="Avenir Next" w:eastAsia="Avenir Next"/>
           <w:i/>
           <w:color w:val="5A5F66"/>
-          <w:sz w:val="17"/>
+          <w:sz w:val="22"/>
           <w:szCs w:val="17"/>
         </w:rPr>
         <w:t xml:space="preserve">choose the best answer</w:t>
@@ -3149,25 +3159,25 @@
           <w:rFonts w:ascii="Avenir Next" w:hAnsi="Avenir Next" w:cs="Avenir Next" w:eastAsia="Avenir Next"/>
           <w:b/>
           <w:color w:val="1A1A1A"/>
+          <w:sz w:val="22"/>
+          <w:szCs w:val="20"/>
+        </w:rPr>
+        <w:t xml:space="preserve">6.</w:t>
+      </w:r>
+      <w:r>
+        <w:rPr>
+          <w:rFonts w:ascii="Avenir Next" w:hAnsi="Avenir Next" w:cs="Avenir Next" w:eastAsia="Avenir Next"/>
+          <w:color w:val="1A1A1A"/>
           <w:sz w:val="20"/>
           <w:szCs w:val="20"/>
         </w:rPr>
-        <w:t xml:space="preserve">6.</w:t>
-      </w:r>
-      <w:r>
-        <w:rPr>
-          <w:rFonts w:ascii="Avenir Next" w:hAnsi="Avenir Next" w:cs="Avenir Next" w:eastAsia="Avenir Next"/>
-          <w:color w:val="1A1A1A"/>
-          <w:sz w:val="20"/>
-          <w:szCs w:val="20"/>
-        </w:rPr>
         <w:tab/>
       </w:r>
       <w:r>
         <w:rPr>
           <w:rFonts w:ascii="Avenir Next" w:hAnsi="Avenir Next" w:cs="Avenir Next" w:eastAsia="Avenir Next"/>
           <w:color w:val="1A1A1A"/>
-          <w:sz w:val="20"/>
+          <w:sz w:val="22"/>
           <w:szCs w:val="20"/>
         </w:rPr>
         <w:t xml:space="preserve">A square pyramid has a base 4 cm on each side and a slant height of 7 cm. What is its lateral area?</w:t>
@@ -3223,25 +3233,25 @@
                 <w:rFonts w:ascii="Avenir Next" w:hAnsi="Avenir Next" w:cs="Avenir Next" w:eastAsia="Avenir Next"/>
                 <w:b/>
                 <w:color w:val="003A70"/>
+                <w:sz w:val="22"/>
+                <w:szCs w:val="19"/>
+              </w:rPr>
+              <w:t xml:space="preserve">A</w:t>
+            </w:r>
+            <w:r>
+              <w:rPr>
+                <w:rFonts w:ascii="Avenir Next" w:hAnsi="Avenir Next" w:cs="Avenir Next" w:eastAsia="Avenir Next"/>
+                <w:color w:val="1A1A1A"/>
                 <w:sz w:val="19"/>
                 <w:szCs w:val="19"/>
               </w:rPr>
-              <w:t xml:space="preserve">A</w:t>
-            </w:r>
-            <w:r>
-              <w:rPr>
-                <w:rFonts w:ascii="Avenir Next" w:hAnsi="Avenir Next" w:cs="Avenir Next" w:eastAsia="Avenir Next"/>
-                <w:color w:val="1A1A1A"/>
-                <w:sz w:val="19"/>
-                <w:szCs w:val="19"/>
-              </w:rPr>
               <w:tab/>
             </w:r>
             <w:r>
               <w:rPr>
                 <w:rFonts w:ascii="Avenir Next" w:hAnsi="Avenir Next" w:cs="Avenir Next" w:eastAsia="Avenir Next"/>
                 <w:color w:val="1A1A1A"/>
-                <w:sz w:val="19"/>
+                <w:sz w:val="22"/>
                 <w:szCs w:val="19"/>
               </w:rPr>
               <w:t xml:space="preserve">14 cm²</w:t>
@@ -3266,25 +3276,25 @@
                 <w:rFonts w:ascii="Avenir Next" w:hAnsi="Avenir Next" w:cs="Avenir Next" w:eastAsia="Avenir Next"/>
                 <w:b/>
                 <w:color w:val="003A70"/>
+                <w:sz w:val="22"/>
+                <w:szCs w:val="19"/>
+              </w:rPr>
+              <w:t xml:space="preserve">B</w:t>
+            </w:r>
+            <w:r>
+              <w:rPr>
+                <w:rFonts w:ascii="Avenir Next" w:hAnsi="Avenir Next" w:cs="Avenir Next" w:eastAsia="Avenir Next"/>
+                <w:color w:val="1A1A1A"/>
                 <w:sz w:val="19"/>
                 <w:szCs w:val="19"/>
               </w:rPr>
-              <w:t xml:space="preserve">B</w:t>
-            </w:r>
-            <w:r>
-              <w:rPr>
-                <w:rFonts w:ascii="Avenir Next" w:hAnsi="Avenir Next" w:cs="Avenir Next" w:eastAsia="Avenir Next"/>
-                <w:color w:val="1A1A1A"/>
-                <w:sz w:val="19"/>
-                <w:szCs w:val="19"/>
-              </w:rPr>
               <w:tab/>
             </w:r>
             <w:r>
               <w:rPr>
                 <w:rFonts w:ascii="Avenir Next" w:hAnsi="Avenir Next" w:cs="Avenir Next" w:eastAsia="Avenir Next"/>
                 <w:color w:val="1A1A1A"/>
-                <w:sz w:val="19"/>
+                <w:sz w:val="22"/>
                 <w:szCs w:val="19"/>
               </w:rPr>
               <w:t xml:space="preserve">56 cm²</w:t>
@@ -3309,25 +3319,25 @@
                 <w:rFonts w:ascii="Avenir Next" w:hAnsi="Avenir Next" w:cs="Avenir Next" w:eastAsia="Avenir Next"/>
                 <w:b/>
                 <w:color w:val="003A70"/>
+                <w:sz w:val="22"/>
+                <w:szCs w:val="19"/>
+              </w:rPr>
+              <w:t xml:space="preserve">C</w:t>
+            </w:r>
+            <w:r>
+              <w:rPr>
+                <w:rFonts w:ascii="Avenir Next" w:hAnsi="Avenir Next" w:cs="Avenir Next" w:eastAsia="Avenir Next"/>
+                <w:color w:val="1A1A1A"/>
                 <w:sz w:val="19"/>
                 <w:szCs w:val="19"/>
               </w:rPr>
-              <w:t xml:space="preserve">C</w:t>
-            </w:r>
-            <w:r>
-              <w:rPr>
-                <w:rFonts w:ascii="Avenir Next" w:hAnsi="Avenir Next" w:cs="Avenir Next" w:eastAsia="Avenir Next"/>
-                <w:color w:val="1A1A1A"/>
-                <w:sz w:val="19"/>
-                <w:szCs w:val="19"/>
-              </w:rPr>
               <w:tab/>
             </w:r>
             <w:r>
               <w:rPr>
                 <w:rFonts w:ascii="Avenir Next" w:hAnsi="Avenir Next" w:cs="Avenir Next" w:eastAsia="Avenir Next"/>
                 <w:color w:val="1A1A1A"/>
-                <w:sz w:val="19"/>
+                <w:sz w:val="22"/>
                 <w:szCs w:val="19"/>
               </w:rPr>
               <w:t xml:space="preserve">72 cm²</w:t>
@@ -3352,25 +3362,25 @@
                 <w:rFonts w:ascii="Avenir Next" w:hAnsi="Avenir Next" w:cs="Avenir Next" w:eastAsia="Avenir Next"/>
                 <w:b/>
                 <w:color w:val="003A70"/>
+                <w:sz w:val="22"/>
+                <w:szCs w:val="19"/>
+              </w:rPr>
+              <w:t xml:space="preserve">D</w:t>
+            </w:r>
+            <w:r>
+              <w:rPr>
+                <w:rFonts w:ascii="Avenir Next" w:hAnsi="Avenir Next" w:cs="Avenir Next" w:eastAsia="Avenir Next"/>
+                <w:color w:val="1A1A1A"/>
                 <w:sz w:val="19"/>
                 <w:szCs w:val="19"/>
               </w:rPr>
-              <w:t xml:space="preserve">D</w:t>
-            </w:r>
-            <w:r>
-              <w:rPr>
-                <w:rFonts w:ascii="Avenir Next" w:hAnsi="Avenir Next" w:cs="Avenir Next" w:eastAsia="Avenir Next"/>
-                <w:color w:val="1A1A1A"/>
-                <w:sz w:val="19"/>
-                <w:szCs w:val="19"/>
-              </w:rPr>
               <w:tab/>
             </w:r>
             <w:r>
               <w:rPr>
                 <w:rFonts w:ascii="Avenir Next" w:hAnsi="Avenir Next" w:cs="Avenir Next" w:eastAsia="Avenir Next"/>
                 <w:color w:val="1A1A1A"/>
-                <w:sz w:val="19"/>
+                <w:sz w:val="22"/>
                 <w:szCs w:val="19"/>
               </w:rPr>
               <w:t xml:space="preserve">112 cm²</w:t>
@@ -3398,25 +3408,25 @@
           <w:rFonts w:ascii="Avenir Next" w:hAnsi="Avenir Next" w:cs="Avenir Next" w:eastAsia="Avenir Next"/>
           <w:b/>
           <w:color w:val="1A1A1A"/>
+          <w:sz w:val="22"/>
+          <w:szCs w:val="20"/>
+        </w:rPr>
+        <w:t xml:space="preserve">7.</w:t>
+      </w:r>
+      <w:r>
+        <w:rPr>
+          <w:rFonts w:ascii="Avenir Next" w:hAnsi="Avenir Next" w:cs="Avenir Next" w:eastAsia="Avenir Next"/>
+          <w:color w:val="1A1A1A"/>
           <w:sz w:val="20"/>
           <w:szCs w:val="20"/>
         </w:rPr>
-        <w:t xml:space="preserve">7.</w:t>
-      </w:r>
-      <w:r>
-        <w:rPr>
-          <w:rFonts w:ascii="Avenir Next" w:hAnsi="Avenir Next" w:cs="Avenir Next" w:eastAsia="Avenir Next"/>
-          <w:color w:val="1A1A1A"/>
-          <w:sz w:val="20"/>
-          <w:szCs w:val="20"/>
-        </w:rPr>
         <w:tab/>
       </w:r>
       <w:r>
         <w:rPr>
           <w:rFonts w:ascii="Avenir Next" w:hAnsi="Avenir Next" w:cs="Avenir Next" w:eastAsia="Avenir Next"/>
           <w:color w:val="1A1A1A"/>
-          <w:sz w:val="20"/>
+          <w:sz w:val="22"/>
           <w:szCs w:val="20"/>
         </w:rPr>
         <w:t xml:space="preserve">A pyramid has a surface area of 120 m² and a lateral area of 84 m². What is its base area?</w:t>
@@ -3472,25 +3482,25 @@
                 <w:rFonts w:ascii="Avenir Next" w:hAnsi="Avenir Next" w:cs="Avenir Next" w:eastAsia="Avenir Next"/>
                 <w:b/>
                 <w:color w:val="003A70"/>
+                <w:sz w:val="22"/>
+                <w:szCs w:val="19"/>
+              </w:rPr>
+              <w:t xml:space="preserve">A</w:t>
+            </w:r>
+            <w:r>
+              <w:rPr>
+                <w:rFonts w:ascii="Avenir Next" w:hAnsi="Avenir Next" w:cs="Avenir Next" w:eastAsia="Avenir Next"/>
+                <w:color w:val="1A1A1A"/>
                 <w:sz w:val="19"/>
                 <w:szCs w:val="19"/>
               </w:rPr>
-              <w:t xml:space="preserve">A</w:t>
-            </w:r>
-            <w:r>
-              <w:rPr>
-                <w:rFonts w:ascii="Avenir Next" w:hAnsi="Avenir Next" w:cs="Avenir Next" w:eastAsia="Avenir Next"/>
-                <w:color w:val="1A1A1A"/>
-                <w:sz w:val="19"/>
-                <w:szCs w:val="19"/>
-              </w:rPr>
               <w:tab/>
             </w:r>
             <w:r>
               <w:rPr>
                 <w:rFonts w:ascii="Avenir Next" w:hAnsi="Avenir Next" w:cs="Avenir Next" w:eastAsia="Avenir Next"/>
                 <w:color w:val="1A1A1A"/>
-                <w:sz w:val="19"/>
+                <w:sz w:val="22"/>
                 <w:szCs w:val="19"/>
               </w:rPr>
               <w:t xml:space="preserve">204 m²</w:t>
@@ -3515,25 +3525,25 @@
                 <w:rFonts w:ascii="Avenir Next" w:hAnsi="Avenir Next" w:cs="Avenir Next" w:eastAsia="Avenir Next"/>
                 <w:b/>
                 <w:color w:val="003A70"/>
+                <w:sz w:val="22"/>
+                <w:szCs w:val="19"/>
+              </w:rPr>
+              <w:t xml:space="preserve">B</w:t>
+            </w:r>
+            <w:r>
+              <w:rPr>
+                <w:rFonts w:ascii="Avenir Next" w:hAnsi="Avenir Next" w:cs="Avenir Next" w:eastAsia="Avenir Next"/>
+                <w:color w:val="1A1A1A"/>
                 <w:sz w:val="19"/>
                 <w:szCs w:val="19"/>
               </w:rPr>
-              <w:t xml:space="preserve">B</w:t>
-            </w:r>
-            <w:r>
-              <w:rPr>
-                <w:rFonts w:ascii="Avenir Next" w:hAnsi="Avenir Next" w:cs="Avenir Next" w:eastAsia="Avenir Next"/>
-                <w:color w:val="1A1A1A"/>
-                <w:sz w:val="19"/>
-                <w:szCs w:val="19"/>
-              </w:rPr>
               <w:tab/>
             </w:r>
             <w:r>
               <w:rPr>
                 <w:rFonts w:ascii="Avenir Next" w:hAnsi="Avenir Next" w:cs="Avenir Next" w:eastAsia="Avenir Next"/>
                 <w:color w:val="1A1A1A"/>
-                <w:sz w:val="19"/>
+                <w:sz w:val="22"/>
                 <w:szCs w:val="19"/>
               </w:rPr>
               <w:t xml:space="preserve">120 m²</w:t>
@@ -3558,25 +3568,25 @@
                 <w:rFonts w:ascii="Avenir Next" w:hAnsi="Avenir Next" w:cs="Avenir Next" w:eastAsia="Avenir Next"/>
                 <w:b/>
                 <w:color w:val="003A70"/>
+                <w:sz w:val="22"/>
+                <w:szCs w:val="19"/>
+              </w:rPr>
+              <w:t xml:space="preserve">C</w:t>
+            </w:r>
+            <w:r>
+              <w:rPr>
+                <w:rFonts w:ascii="Avenir Next" w:hAnsi="Avenir Next" w:cs="Avenir Next" w:eastAsia="Avenir Next"/>
+                <w:color w:val="1A1A1A"/>
                 <w:sz w:val="19"/>
                 <w:szCs w:val="19"/>
               </w:rPr>
-              <w:t xml:space="preserve">C</w:t>
-            </w:r>
-            <w:r>
-              <w:rPr>
-                <w:rFonts w:ascii="Avenir Next" w:hAnsi="Avenir Next" w:cs="Avenir Next" w:eastAsia="Avenir Next"/>
-                <w:color w:val="1A1A1A"/>
-                <w:sz w:val="19"/>
-                <w:szCs w:val="19"/>
-              </w:rPr>
               <w:tab/>
             </w:r>
             <w:r>
               <w:rPr>
                 <w:rFonts w:ascii="Avenir Next" w:hAnsi="Avenir Next" w:cs="Avenir Next" w:eastAsia="Avenir Next"/>
                 <w:color w:val="1A1A1A"/>
-                <w:sz w:val="19"/>
+                <w:sz w:val="22"/>
                 <w:szCs w:val="19"/>
               </w:rPr>
               <w:t xml:space="preserve">36 m²</w:t>
@@ -3601,25 +3611,25 @@
                 <w:rFonts w:ascii="Avenir Next" w:hAnsi="Avenir Next" w:cs="Avenir Next" w:eastAsia="Avenir Next"/>
                 <w:b/>
                 <w:color w:val="003A70"/>
+                <w:sz w:val="22"/>
+                <w:szCs w:val="19"/>
+              </w:rPr>
+              <w:t xml:space="preserve">D</w:t>
+            </w:r>
+            <w:r>
+              <w:rPr>
+                <w:rFonts w:ascii="Avenir Next" w:hAnsi="Avenir Next" w:cs="Avenir Next" w:eastAsia="Avenir Next"/>
+                <w:color w:val="1A1A1A"/>
                 <w:sz w:val="19"/>
                 <w:szCs w:val="19"/>
               </w:rPr>
-              <w:t xml:space="preserve">D</w:t>
-            </w:r>
-            <w:r>
-              <w:rPr>
-                <w:rFonts w:ascii="Avenir Next" w:hAnsi="Avenir Next" w:cs="Avenir Next" w:eastAsia="Avenir Next"/>
-                <w:color w:val="1A1A1A"/>
-                <w:sz w:val="19"/>
-                <w:szCs w:val="19"/>
-              </w:rPr>
               <w:tab/>
             </w:r>
             <w:r>
               <w:rPr>
                 <w:rFonts w:ascii="Avenir Next" w:hAnsi="Avenir Next" w:cs="Avenir Next" w:eastAsia="Avenir Next"/>
                 <w:color w:val="1A1A1A"/>
-                <w:sz w:val="19"/>
+                <w:sz w:val="22"/>
                 <w:szCs w:val="19"/>
               </w:rPr>
               <w:t xml:space="preserve">42 m²</w:t>
@@ -3677,6 +3687,7 @@
           </w:tcPr>
           <w:p>
             <w:pPr>
+              <w:pStyle w:val="Heading2"/>
               <w:spacing w:before="0" w:after="0" w:line="240" w:lineRule="auto"/>
             </w:pPr>
             <w:r>
@@ -3714,7 +3725,7 @@
               <w:rPr>
                 <w:rFonts w:ascii="Avenir Next" w:hAnsi="Avenir Next" w:cs="Avenir Next" w:eastAsia="Avenir Next"/>
                 <w:color w:val="1A1A1A"/>
-                <w:sz w:val="17"/>
+                <w:sz w:val="22"/>
                 <w:szCs w:val="17"/>
               </w:rPr>
               <w:t xml:space="preserve">  I can do this on my own</w:t>
@@ -3743,7 +3754,7 @@
               <w:rPr>
                 <w:rFonts w:ascii="Avenir Next" w:hAnsi="Avenir Next" w:cs="Avenir Next" w:eastAsia="Avenir Next"/>
                 <w:color w:val="1A1A1A"/>
-                <w:sz w:val="17"/>
+                <w:sz w:val="22"/>
                 <w:szCs w:val="17"/>
               </w:rPr>
               <w:t xml:space="preserve">  I need a little help</w:t>
@@ -3772,7 +3783,7 @@
               <w:rPr>
                 <w:rFonts w:ascii="Avenir Next" w:hAnsi="Avenir Next" w:cs="Avenir Next" w:eastAsia="Avenir Next"/>
                 <w:color w:val="1A1A1A"/>
-                <w:sz w:val="17"/>
+                <w:sz w:val="22"/>
                 <w:szCs w:val="17"/>
               </w:rPr>
               <w:t xml:space="preserve">  I have a question about #</w:t>
@@ -3879,7 +3890,106 @@
               <w:sz w:val="15"/>
               <w:szCs w:val="15"/>
             </w:rPr>
-            <w:t xml:space="preserve">Lesson 5-8  ·  Homework Packet</w:t>
+            <w:t xml:space="preserve">5-8 · Page </w:t>
+          </w:r>
+          <w:r>
+            <w:rPr>
+              <w:rFonts w:ascii="Avenir Next" w:hAnsi="Avenir Next" w:cs="Avenir Next" w:eastAsia="Avenir Next"/>
+              <w:color w:val="5A5F66"/>
+              <w:sz w:val="15"/>
+              <w:szCs w:val="15"/>
+            </w:rPr>
+            <w:fldChar w:fldCharType="begin"/>
+          </w:r>
+          <w:r>
+            <w:rPr>
+              <w:rFonts w:ascii="Avenir Next" w:hAnsi="Avenir Next" w:cs="Avenir Next" w:eastAsia="Avenir Next"/>
+              <w:color w:val="5A5F66"/>
+              <w:sz w:val="15"/>
+              <w:szCs w:val="15"/>
+            </w:rPr>
+            <w:instrText xml:space="preserve"> PAGE </w:instrText>
+          </w:r>
+          <w:r>
+            <w:rPr>
+              <w:rFonts w:ascii="Avenir Next" w:hAnsi="Avenir Next" w:cs="Avenir Next" w:eastAsia="Avenir Next"/>
+              <w:color w:val="5A5F66"/>
+              <w:sz w:val="15"/>
+              <w:szCs w:val="15"/>
+            </w:rPr>
+            <w:fldChar w:fldCharType="separate"/>
+          </w:r>
+          <w:r>
+            <w:rPr>
+              <w:rFonts w:ascii="Avenir Next" w:hAnsi="Avenir Next" w:cs="Avenir Next" w:eastAsia="Avenir Next"/>
+              <w:color w:val="5A5F66"/>
+              <w:sz w:val="15"/>
+              <w:szCs w:val="15"/>
+            </w:rPr>
+            <w:t xml:space="preserve">1</w:t>
+          </w:r>
+          <w:r>
+            <w:rPr>
+              <w:rFonts w:ascii="Avenir Next" w:hAnsi="Avenir Next" w:cs="Avenir Next" w:eastAsia="Avenir Next"/>
+              <w:color w:val="5A5F66"/>
+              <w:sz w:val="15"/>
+              <w:szCs w:val="15"/>
+            </w:rPr>
+            <w:fldChar w:fldCharType="end"/>
+          </w:r>
+          <w:r>
+            <w:rPr>
+              <w:rFonts w:ascii="Avenir Next" w:hAnsi="Avenir Next" w:cs="Avenir Next" w:eastAsia="Avenir Next"/>
+              <w:color w:val="5A5F66"/>
+              <w:sz w:val="15"/>
+              <w:szCs w:val="15"/>
+            </w:rPr>
+            <w:t xml:space="preserve"> of </w:t>
+          </w:r>
+          <w:r>
+            <w:rPr>
+              <w:rFonts w:ascii="Avenir Next" w:hAnsi="Avenir Next" w:cs="Avenir Next" w:eastAsia="Avenir Next"/>
+              <w:color w:val="5A5F66"/>
+              <w:sz w:val="15"/>
+              <w:szCs w:val="15"/>
+            </w:rPr>
+            <w:fldChar w:fldCharType="begin"/>
+          </w:r>
+          <w:r>
+            <w:rPr>
+              <w:rFonts w:ascii="Avenir Next" w:hAnsi="Avenir Next" w:cs="Avenir Next" w:eastAsia="Avenir Next"/>
+              <w:color w:val="5A5F66"/>
+              <w:sz w:val="15"/>
+              <w:szCs w:val="15"/>
+            </w:rPr>
+            <w:instrText xml:space="preserve"> NUMPAGES </w:instrText>
+          </w:r>
+          <w:r>
+            <w:rPr>
+              <w:rFonts w:ascii="Avenir Next" w:hAnsi="Avenir Next" w:cs="Avenir Next" w:eastAsia="Avenir Next"/>
+              <w:color w:val="5A5F66"/>
+              <w:sz w:val="15"/>
+              <w:szCs w:val="15"/>
+            </w:rPr>
+            <w:fldChar w:fldCharType="separate"/>
+          </w:r>
+          <w:r>
+            <w:rPr>
+              <w:rFonts w:ascii="Avenir Next" w:hAnsi="Avenir Next" w:cs="Avenir Next" w:eastAsia="Avenir Next"/>
+              <w:color w:val="5A5F66"/>
+              <w:sz w:val="15"/>
+              <w:szCs w:val="15"/>
+            </w:rPr>
+            <w:t xml:space="preserve">1</w:t>
+          </w:r>
+          <w:r>
+            <w:rPr>
+              <w:rFonts w:ascii="Avenir Next" w:hAnsi="Avenir Next" w:cs="Avenir Next" w:eastAsia="Avenir Next"/>
+              <w:color w:val="5A5F66"/>
+              <w:sz w:val="15"/>
+              <w:szCs w:val="15"/>
+            </w:rPr>
+            <w:fldChar w:fldCharType="end"/>
           </w:r>
         </w:p>
       </w:tc>
@@ -3922,5 +4032,23 @@
       </w:tblCellMar>
     </w:tblPr>
   </w:style>
+  <w:style w:type="paragraph" w:styleId="Heading1">
+    <w:name w:val="heading 1"/>
+    <w:basedOn w:val="Normal"/>
+    <w:pPr>
+      <w:outlineLvl w:val="0"/>
+      <w:keepNext w:val="0"/>
+      <w:keepLines w:val="0"/>
+    </w:pPr>
+  </w:style>
+  <w:style w:type="paragraph" w:styleId="Heading2">
+    <w:name w:val="heading 2"/>
+    <w:basedOn w:val="Normal"/>
+    <w:pPr>
+      <w:outlineLvl w:val="1"/>
+      <w:keepNext w:val="0"/>
+      <w:keepLines w:val="0"/>
+    </w:pPr>
+  </w:style>
 </w:styles>
 </file>